--- a/assets/downloads/simulation-15/personnel-equipment-and-moulage.docx
+++ b/assets/downloads/simulation-15/personnel-equipment-and-moulage.docx
@@ -1,6 +1,6 @@
 
 <file path=word/document.xml><?xml version="1.0" encoding="utf-8"?>
-<w:document xmlns:wpc="http://schemas.microsoft.com/office/word/2010/wordprocessingCanvas" xmlns:cx="http://schemas.microsoft.com/office/drawing/2014/chartex" xmlns:cx1="http://schemas.microsoft.com/office/drawing/2015/9/8/chartex" xmlns:cx2="http://schemas.microsoft.com/office/drawing/2015/10/21/chartex" xmlns:cx3="http://schemas.microsoft.com/office/drawing/2016/5/9/chartex" xmlns:cx4="http://schemas.microsoft.com/office/drawing/2016/5/10/chartex" xmlns:cx5="http://schemas.microsoft.com/office/drawing/2016/5/11/chartex" xmlns:cx6="http://schemas.microsoft.com/office/drawing/2016/5/12/chartex" xmlns:cx7="http://schemas.microsoft.com/office/drawing/2016/5/13/chartex" xmlns:cx8="http://schemas.microsoft.com/office/drawing/2016/5/14/chartex" xmlns:mc="http://schemas.openxmlformats.org/markup-compatibility/2006" xmlns:aink="http://schemas.microsoft.com/office/drawing/2016/ink" xmlns:am3d="http://schemas.microsoft.com/office/drawing/2017/model3d" xmlns:o="urn:schemas-microsoft-com:office:office" xmlns:oel="http://schemas.microsoft.com/office/2019/extlst" xmlns:r="http://schemas.openxmlformats.org/officeDocument/2006/relationships" xmlns:m="http://schemas.openxmlformats.org/officeDocument/2006/math" xmlns:v="urn:schemas-microsoft-com:vml" xmlns:wp14="http://schemas.microsoft.com/office/word/2010/wordprocessingDrawing" xmlns:wp="http://schemas.openxmlformats.org/drawingml/2006/wordprocessingDrawing" xmlns:w10="urn:schemas-microsoft-com:office:word" xmlns:w="http://schemas.openxmlformats.org/wordprocessingml/2006/main" xmlns:w14="http://schemas.microsoft.com/office/word/2010/wordml" xmlns:w15="http://schemas.microsoft.com/office/word/2012/wordml" xmlns:w16cei="http://schemas.microsoft.com/office/word/2026/wordml/cei" xmlns:w16cex="http://schemas.microsoft.com/office/word/2018/wordml/cex" xmlns:w16cid="http://schemas.microsoft.com/office/word/2016/wordml/cid" xmlns:w16="http://schemas.microsoft.com/office/word/2018/wordml" xmlns:w16du="http://schemas.microsoft.com/office/word/2023/wordml/word16du" xmlns:w16sdtdh="http://schemas.microsoft.com/office/word/2020/wordml/sdtdatahash" xmlns:w16sdtfl="http://schemas.microsoft.com/office/word/2024/wordml/sdtformatlock" xmlns:w16se="http://schemas.microsoft.com/office/word/2015/wordml/symex" xmlns:wpg="http://schemas.microsoft.com/office/word/2010/wordprocessingGroup" xmlns:wpi="http://schemas.microsoft.com/office/word/2010/wordprocessingInk" xmlns:wne="http://schemas.microsoft.com/office/word/2006/wordml" xmlns:wps="http://schemas.microsoft.com/office/word/2010/wordprocessingShape" mc:Ignorable="w14 w15 w16se w16cid w16 w16cex w16sdtdh w16sdtfl w16du wp14">
+<w:document xmlns:wpc="http://schemas.microsoft.com/office/word/2010/wordprocessingCanvas" xmlns:cx="http://schemas.microsoft.com/office/drawing/2014/chartex" xmlns:cx1="http://schemas.microsoft.com/office/drawing/2015/9/8/chartex" xmlns:cx2="http://schemas.microsoft.com/office/drawing/2015/10/21/chartex" xmlns:cx3="http://schemas.microsoft.com/office/drawing/2016/5/9/chartex" xmlns:cx4="http://schemas.microsoft.com/office/drawing/2016/5/10/chartex" xmlns:cx5="http://schemas.microsoft.com/office/drawing/2016/5/11/chartex" xmlns:cx6="http://schemas.microsoft.com/office/drawing/2016/5/12/chartex" xmlns:cx7="http://schemas.microsoft.com/office/drawing/2016/5/13/chartex" xmlns:cx8="http://schemas.microsoft.com/office/drawing/2016/5/14/chartex" xmlns:mc="http://schemas.openxmlformats.org/markup-compatibility/2006" xmlns:aink="http://schemas.microsoft.com/office/drawing/2016/ink" xmlns:am3d="http://schemas.microsoft.com/office/drawing/2017/model3d" xmlns:o="urn:schemas-microsoft-com:office:office" xmlns:oel="http://schemas.microsoft.com/office/2019/extlst" xmlns:r="http://schemas.openxmlformats.org/officeDocument/2006/relationships" xmlns:m="http://schemas.openxmlformats.org/officeDocument/2006/math" xmlns:v="urn:schemas-microsoft-com:vml" xmlns:wp14="http://schemas.microsoft.com/office/word/2010/wordprocessingDrawing" xmlns:wp="http://schemas.openxmlformats.org/drawingml/2006/wordprocessingDrawing" xmlns:w10="urn:schemas-microsoft-com:office:word" xmlns:w="http://schemas.openxmlformats.org/wordprocessingml/2006/main" xmlns:w14="http://schemas.microsoft.com/office/word/2010/wordml" xmlns:w15="http://schemas.microsoft.com/office/word/2012/wordml" xmlns:w16cex="http://schemas.microsoft.com/office/word/2018/wordml/cex" xmlns:w16cid="http://schemas.microsoft.com/office/word/2016/wordml/cid" xmlns:w16="http://schemas.microsoft.com/office/word/2018/wordml" xmlns:w16du="http://schemas.microsoft.com/office/word/2023/wordml/word16du" xmlns:w16sdtdh="http://schemas.microsoft.com/office/word/2020/wordml/sdtdatahash" xmlns:w16sdtfl="http://schemas.microsoft.com/office/word/2024/wordml/sdtformatlock" xmlns:w16se="http://schemas.microsoft.com/office/word/2015/wordml/symex" xmlns:wpg="http://schemas.microsoft.com/office/word/2010/wordprocessingGroup" xmlns:wpi="http://schemas.microsoft.com/office/word/2010/wordprocessingInk" xmlns:wne="http://schemas.microsoft.com/office/word/2006/wordml" xmlns:wps="http://schemas.microsoft.com/office/word/2010/wordprocessingShape" mc:Ignorable="w14 w15 w16se w16cid w16 w16cex w16sdtdh w16sdtfl w16du wp14">
   <w:body>
     <w:p>
       <w:pPr>
@@ -15,19 +15,8 @@
       </w:pPr>
       <w:r>
         <w:rPr>
-          <w:rFonts w:ascii="Aptos" w:eastAsia="Aptos" w:hAnsi="Aptos" w:cs="Aptos"/>
-          <w:color w:val="000000"/>
-          <w:sz w:val="40"/>
-          <w:szCs w:val="40"/>
-        </w:rPr>
-        <w:t/>
-      </w:r>
-      <w:r>
-        <w:rPr>
-          <w:rFonts w:ascii="Aptos" w:hAnsi="Aptos" w:eastAsia="Aptos" w:cs="Aptos"/>
-          <w:color w:val="000000"/>
-          <w:sz w:val="40"/>
-          <w:szCs w:val="40"/>
+          <w:rFonts w:ascii="Aptos" w:eastAsia="Aptos" w:hAnsi="Aptos"/>
+          <w:color w:val="000000"/>
         </w:rPr>
         <w:t>Personnel, Equipment, and Moulage</w:t>
       </w:r>
@@ -37,23 +26,17 @@
         <w:spacing w:after="0" w:line="480" w:lineRule="auto"/>
         <w:rPr>
           <w:rFonts w:ascii="Times New Roman" w:hAnsi="Times New Roman"/>
-          <w:color w:val="000000"/>
-          <w:sz w:val="24"/>
-          <w:szCs w:val="24"/>
-        </w:rPr>
-      </w:pPr>
-      <w:r>
-        <w:rPr>
-          <w:rFonts w:ascii="Aptos" w:hAnsi="Aptos" w:eastAsia="Aptos" w:cs="Aptos"/>
-          <w:color w:val="000000"/>
-          <w:sz w:val="24"/>
-          <w:szCs w:val="24"/>
-        </w:rPr>
-        <w:t/>
-      </w:r>
-      <w:r>
-        <w:rPr>
-          <w:rFonts w:ascii="Aptos" w:hAnsi="Aptos" w:eastAsia="Aptos" w:cs="Aptos"/>
+          <w:b/>
+          <w:bCs/>
+          <w:color w:val="000000"/>
+          <w:sz w:val="24"/>
+          <w:szCs w:val="24"/>
+        </w:rPr>
+      </w:pPr>
+      <w:r>
+        <w:rPr>
+          <w:b/>
+          <w:bCs/>
           <w:color w:val="000000"/>
           <w:sz w:val="24"/>
           <w:szCs w:val="24"/>
@@ -73,17 +56,14 @@
       </w:pPr>
       <w:r>
         <w:rPr>
-          <w:rFonts w:ascii="Aptos" w:hAnsi="Aptos" w:eastAsia="Aptos" w:cs="Aptos"/>
-          <w:color w:val="000000"/>
-          <w:sz w:val="24"/>
-          <w:szCs w:val="24"/>
-        </w:rPr>
-        <w:lastRenderedPageBreak/>
+          <w:color w:val="000000"/>
+          <w:sz w:val="24"/>
+          <w:szCs w:val="24"/>
+        </w:rPr>
         <w:t>So that the situation or circumstances are not obvious, the same materials are provided for each situation.</w:t>
       </w:r>
       <w:r>
         <w:rPr>
-          <w:rFonts w:ascii="Aptos" w:hAnsi="Aptos" w:eastAsia="Aptos" w:cs="Aptos"/>
           <w:color w:val="000000"/>
           <w:sz w:val="24"/>
           <w:szCs w:val="24"/>
@@ -106,7 +86,6 @@
       </w:pPr>
       <w:r>
         <w:rPr>
-          <w:rFonts w:ascii="Aptos" w:hAnsi="Aptos" w:eastAsia="Aptos" w:cs="Aptos"/>
           <w:color w:val="000000"/>
         </w:rPr>
         <w:t>Gauze</w:t>
@@ -127,7 +106,6 @@
       </w:pPr>
       <w:r>
         <w:rPr>
-          <w:rFonts w:ascii="Aptos" w:hAnsi="Aptos" w:eastAsia="Aptos" w:cs="Aptos"/>
           <w:color w:val="000000"/>
         </w:rPr>
         <w:t>Coban</w:t>
@@ -148,21 +126,18 @@
       </w:pPr>
       <w:r>
         <w:rPr>
-          <w:rFonts w:ascii="Aptos" w:hAnsi="Aptos" w:eastAsia="Aptos" w:cs="Aptos"/>
           <w:color w:val="000000"/>
         </w:rPr>
         <w:t xml:space="preserve">Rolled </w:t>
       </w:r>
       <w:r>
         <w:rPr>
-          <w:rFonts w:ascii="Aptos" w:hAnsi="Aptos" w:eastAsia="Aptos" w:cs="Aptos"/>
           <w:color w:val="000000"/>
         </w:rPr>
         <w:t>g</w:t>
       </w:r>
       <w:r>
         <w:rPr>
-          <w:rFonts w:ascii="Aptos" w:hAnsi="Aptos" w:eastAsia="Aptos" w:cs="Aptos"/>
           <w:color w:val="000000"/>
         </w:rPr>
         <w:t>auze (bleeding control items)</w:t>
@@ -183,7 +158,6 @@
       </w:pPr>
       <w:r>
         <w:rPr>
-          <w:rFonts w:ascii="Aptos" w:hAnsi="Aptos" w:eastAsia="Aptos" w:cs="Aptos"/>
           <w:color w:val="000000"/>
         </w:rPr>
         <w:t>Tourniquet</w:t>
@@ -204,14 +178,12 @@
       </w:pPr>
       <w:r>
         <w:rPr>
-          <w:rFonts w:ascii="Aptos" w:hAnsi="Aptos" w:eastAsia="Aptos" w:cs="Aptos"/>
           <w:color w:val="000000"/>
         </w:rPr>
         <w:t>S</w:t>
       </w:r>
       <w:r>
         <w:rPr>
-          <w:rFonts w:ascii="Aptos" w:hAnsi="Aptos" w:eastAsia="Aptos" w:cs="Aptos"/>
           <w:color w:val="000000"/>
         </w:rPr>
         <w:t>ling/triangle bandage</w:t>
@@ -232,7 +204,6 @@
       </w:pPr>
       <w:r>
         <w:rPr>
-          <w:rFonts w:ascii="Aptos" w:hAnsi="Aptos" w:eastAsia="Aptos" w:cs="Aptos"/>
           <w:color w:val="000000"/>
         </w:rPr>
         <w:t>Gloves</w:t>
@@ -253,7 +224,6 @@
       </w:pPr>
       <w:r>
         <w:rPr>
-          <w:rFonts w:ascii="Aptos" w:hAnsi="Aptos" w:eastAsia="Aptos" w:cs="Aptos"/>
           <w:color w:val="000000"/>
         </w:rPr>
         <w:t>Splint (SAM)</w:t>
@@ -274,84 +244,72 @@
       </w:pPr>
       <w:r>
         <w:rPr>
-          <w:rFonts w:ascii="Aptos" w:hAnsi="Aptos" w:eastAsia="Aptos" w:cs="Aptos"/>
           <w:color w:val="000000"/>
         </w:rPr>
         <w:t>E</w:t>
       </w:r>
       <w:r>
         <w:rPr>
-          <w:rFonts w:ascii="Aptos" w:hAnsi="Aptos" w:eastAsia="Aptos" w:cs="Aptos"/>
           <w:color w:val="000000"/>
         </w:rPr>
         <w:t xml:space="preserve">quipment or materials for shock (blanket, </w:t>
       </w:r>
       <w:r>
         <w:rPr>
-          <w:rFonts w:ascii="Aptos" w:hAnsi="Aptos" w:eastAsia="Aptos" w:cs="Aptos"/>
           <w:color w:val="000000"/>
         </w:rPr>
         <w:t>o</w:t>
       </w:r>
       <w:r>
         <w:rPr>
-          <w:rFonts w:ascii="Aptos" w:hAnsi="Aptos" w:eastAsia="Aptos" w:cs="Aptos"/>
           <w:color w:val="000000"/>
         </w:rPr>
         <w:t xml:space="preserve">xygen or </w:t>
       </w:r>
       <w:r>
         <w:rPr>
-          <w:rFonts w:ascii="Aptos" w:hAnsi="Aptos" w:eastAsia="Aptos" w:cs="Aptos"/>
           <w:color w:val="000000"/>
         </w:rPr>
         <w:t>nonrebreather (</w:t>
       </w:r>
       <w:r>
         <w:rPr>
-          <w:rFonts w:ascii="Aptos" w:hAnsi="Aptos" w:eastAsia="Aptos" w:cs="Aptos"/>
           <w:color w:val="000000"/>
         </w:rPr>
         <w:t>NRB</w:t>
       </w:r>
       <w:r>
         <w:rPr>
-          <w:rFonts w:ascii="Aptos" w:hAnsi="Aptos" w:eastAsia="Aptos" w:cs="Aptos"/>
           <w:color w:val="000000"/>
         </w:rPr>
         <w:t>)</w:t>
       </w:r>
       <w:r>
         <w:rPr>
-          <w:rFonts w:ascii="Aptos" w:hAnsi="Aptos" w:eastAsia="Aptos" w:cs="Aptos"/>
           <w:color w:val="000000"/>
         </w:rPr>
         <w:t xml:space="preserve">, </w:t>
       </w:r>
       <w:r>
         <w:rPr>
-          <w:rFonts w:ascii="Aptos" w:hAnsi="Aptos" w:eastAsia="Aptos" w:cs="Aptos"/>
           <w:color w:val="000000"/>
         </w:rPr>
         <w:t>nasal cannula [</w:t>
       </w:r>
       <w:r>
         <w:rPr>
-          <w:rFonts w:ascii="Aptos" w:hAnsi="Aptos" w:eastAsia="Aptos" w:cs="Aptos"/>
           <w:color w:val="000000"/>
         </w:rPr>
         <w:t>NC</w:t>
       </w:r>
       <w:r>
         <w:rPr>
-          <w:rFonts w:ascii="Aptos" w:hAnsi="Aptos" w:eastAsia="Aptos" w:cs="Aptos"/>
           <w:color w:val="000000"/>
         </w:rPr>
         <w:t>]</w:t>
       </w:r>
       <w:r>
         <w:rPr>
-          <w:rFonts w:ascii="Aptos" w:hAnsi="Aptos" w:eastAsia="Aptos" w:cs="Aptos"/>
           <w:color w:val="000000"/>
         </w:rPr>
         <w:t>)</w:t>
@@ -372,14 +330,12 @@
       </w:pPr>
       <w:r>
         <w:rPr>
-          <w:rFonts w:ascii="Aptos" w:hAnsi="Aptos" w:eastAsia="Aptos" w:cs="Aptos"/>
           <w:color w:val="000000"/>
         </w:rPr>
         <w:t>SpO</w:t>
       </w:r>
       <w:r>
         <w:rPr>
-          <w:rFonts w:ascii="Aptos" w:hAnsi="Aptos" w:eastAsia="Aptos" w:cs="Aptos"/>
           <w:color w:val="000000"/>
           <w:vertAlign w:val="subscript"/>
         </w:rPr>
@@ -401,7 +357,6 @@
       </w:pPr>
       <w:r>
         <w:rPr>
-          <w:rFonts w:ascii="Aptos" w:hAnsi="Aptos" w:eastAsia="Aptos" w:cs="Aptos"/>
           <w:color w:val="000000"/>
         </w:rPr>
         <w:t>Stethoscope</w:t>
@@ -422,7 +377,6 @@
       </w:pPr>
       <w:r>
         <w:rPr>
-          <w:rFonts w:ascii="Aptos" w:hAnsi="Aptos" w:eastAsia="Aptos" w:cs="Aptos"/>
           <w:color w:val="000000"/>
         </w:rPr>
         <w:t>Sphygmomanometer</w:t>
@@ -443,7 +397,6 @@
       </w:pPr>
       <w:r>
         <w:rPr>
-          <w:rFonts w:ascii="Aptos" w:hAnsi="Aptos" w:eastAsia="Aptos" w:cs="Aptos"/>
           <w:color w:val="000000"/>
         </w:rPr>
         <w:t>Penlight</w:t>
@@ -464,28 +417,24 @@
       </w:pPr>
       <w:r>
         <w:rPr>
-          <w:rFonts w:ascii="Aptos" w:hAnsi="Aptos" w:eastAsia="Aptos" w:cs="Aptos"/>
           <w:color w:val="000000"/>
         </w:rPr>
         <w:t xml:space="preserve">Peak flow meter and spacer for </w:t>
       </w:r>
       <w:r>
         <w:rPr>
-          <w:rFonts w:ascii="Aptos" w:hAnsi="Aptos" w:eastAsia="Aptos" w:cs="Aptos"/>
           <w:color w:val="000000"/>
         </w:rPr>
         <w:t>metered-dose inhaler (</w:t>
       </w:r>
       <w:r>
         <w:rPr>
-          <w:rFonts w:ascii="Aptos" w:hAnsi="Aptos" w:eastAsia="Aptos" w:cs="Aptos"/>
           <w:color w:val="000000"/>
         </w:rPr>
         <w:t>MDI</w:t>
       </w:r>
       <w:r>
         <w:rPr>
-          <w:rFonts w:ascii="Aptos" w:hAnsi="Aptos" w:eastAsia="Aptos" w:cs="Aptos"/>
           <w:color w:val="000000"/>
         </w:rPr>
         <w:t>)</w:t>
@@ -496,14 +445,17 @@
         <w:spacing w:after="0" w:line="480" w:lineRule="auto"/>
         <w:rPr>
           <w:rFonts w:ascii="Times New Roman" w:hAnsi="Times New Roman"/>
-          <w:color w:val="000000"/>
-          <w:sz w:val="24"/>
-          <w:szCs w:val="24"/>
-        </w:rPr>
-      </w:pPr>
-      <w:r>
-        <w:rPr>
-          <w:rFonts w:ascii="Aptos" w:hAnsi="Aptos" w:eastAsia="Aptos" w:cs="Aptos"/>
+          <w:b/>
+          <w:bCs/>
+          <w:color w:val="000000"/>
+          <w:sz w:val="24"/>
+          <w:szCs w:val="24"/>
+        </w:rPr>
+      </w:pPr>
+      <w:r>
+        <w:rPr>
+          <w:b/>
+          <w:bCs/>
           <w:color w:val="000000"/>
           <w:sz w:val="24"/>
           <w:szCs w:val="24"/>
@@ -516,18 +468,22 @@
         <w:spacing w:after="0" w:line="480" w:lineRule="auto"/>
         <w:rPr>
           <w:rFonts w:ascii="Times New Roman" w:hAnsi="Times New Roman"/>
-          <w:color w:val="000000"/>
-          <w:sz w:val="24"/>
-          <w:szCs w:val="24"/>
-        </w:rPr>
-      </w:pPr>
-      <w:r>
-        <w:rPr>
-          <w:rFonts w:ascii="Aptos" w:hAnsi="Aptos" w:eastAsia="Aptos" w:cs="Aptos"/>
-          <w:color w:val="000000"/>
-          <w:sz w:val="24"/>
-          <w:szCs w:val="24"/>
-        </w:rPr>
+          <w:b/>
+          <w:bCs/>
+          <w:color w:val="000000"/>
+          <w:sz w:val="24"/>
+          <w:szCs w:val="24"/>
+        </w:rPr>
+      </w:pPr>
+      <w:r>
+        <w:rPr>
+          <w:b/>
+          <w:bCs/>
+          <w:color w:val="000000"/>
+          <w:sz w:val="24"/>
+          <w:szCs w:val="24"/>
+        </w:rPr>
+        <w:lastRenderedPageBreak/>
         <w:t>Hockey Rink</w:t>
       </w:r>
     </w:p>
@@ -543,7 +499,6 @@
       </w:pPr>
       <w:r>
         <w:rPr>
-          <w:rFonts w:ascii="Aptos" w:hAnsi="Aptos" w:eastAsia="Aptos" w:cs="Aptos"/>
           <w:b/>
           <w:bCs/>
           <w:color w:val="000000"/>
@@ -554,7 +509,6 @@
       </w:r>
       <w:r>
         <w:rPr>
-          <w:rFonts w:ascii="Aptos" w:hAnsi="Aptos" w:eastAsia="Aptos" w:cs="Aptos"/>
           <w:color w:val="000000"/>
           <w:sz w:val="24"/>
           <w:szCs w:val="24"/>
@@ -563,7 +517,6 @@
       </w:r>
       <w:r>
         <w:rPr>
-          <w:rFonts w:ascii="Aptos" w:hAnsi="Aptos" w:eastAsia="Aptos" w:cs="Aptos"/>
           <w:color w:val="000000"/>
           <w:sz w:val="24"/>
           <w:szCs w:val="24"/>
@@ -572,7 +525,6 @@
       </w:r>
       <w:r>
         <w:rPr>
-          <w:rFonts w:ascii="Aptos" w:hAnsi="Aptos" w:eastAsia="Aptos" w:cs="Aptos"/>
           <w:color w:val="000000"/>
           <w:sz w:val="24"/>
           <w:szCs w:val="24"/>
@@ -581,7 +533,6 @@
       </w:r>
       <w:r>
         <w:rPr>
-          <w:rFonts w:ascii="Aptos" w:hAnsi="Aptos" w:eastAsia="Aptos" w:cs="Aptos"/>
           <w:color w:val="000000"/>
           <w:sz w:val="24"/>
           <w:szCs w:val="24"/>
@@ -590,7 +541,6 @@
       </w:r>
       <w:r>
         <w:rPr>
-          <w:rFonts w:ascii="Aptos" w:hAnsi="Aptos" w:eastAsia="Aptos" w:cs="Aptos"/>
           <w:color w:val="000000"/>
           <w:sz w:val="24"/>
           <w:szCs w:val="24"/>
@@ -599,7 +549,6 @@
       </w:r>
       <w:r>
         <w:rPr>
-          <w:rFonts w:ascii="Aptos" w:hAnsi="Aptos" w:eastAsia="Aptos" w:cs="Aptos"/>
           <w:color w:val="000000"/>
           <w:sz w:val="24"/>
           <w:szCs w:val="24"/>
@@ -619,7 +568,6 @@
       </w:pPr>
       <w:r>
         <w:rPr>
-          <w:rFonts w:ascii="Aptos" w:hAnsi="Aptos" w:eastAsia="Aptos" w:cs="Aptos"/>
           <w:b/>
           <w:bCs/>
           <w:color w:val="000000"/>
@@ -630,7 +578,6 @@
       </w:r>
       <w:r>
         <w:rPr>
-          <w:rFonts w:ascii="Aptos" w:hAnsi="Aptos" w:eastAsia="Aptos" w:cs="Aptos"/>
           <w:color w:val="000000"/>
           <w:sz w:val="24"/>
           <w:szCs w:val="24"/>
@@ -639,7 +586,6 @@
       </w:r>
       <w:r>
         <w:rPr>
-          <w:rFonts w:ascii="Aptos" w:hAnsi="Aptos" w:eastAsia="Aptos" w:cs="Aptos"/>
           <w:color w:val="000000"/>
           <w:sz w:val="24"/>
           <w:szCs w:val="24"/>
@@ -648,7 +594,6 @@
       </w:r>
       <w:r>
         <w:rPr>
-          <w:rFonts w:ascii="Aptos" w:hAnsi="Aptos" w:eastAsia="Aptos" w:cs="Aptos"/>
           <w:color w:val="000000"/>
           <w:sz w:val="24"/>
           <w:szCs w:val="24"/>
@@ -657,7 +602,6 @@
       </w:r>
       <w:r>
         <w:rPr>
-          <w:rFonts w:ascii="Aptos" w:hAnsi="Aptos" w:eastAsia="Aptos" w:cs="Aptos"/>
           <w:color w:val="000000"/>
           <w:sz w:val="24"/>
           <w:szCs w:val="24"/>
@@ -666,7 +610,6 @@
       </w:r>
       <w:r>
         <w:rPr>
-          <w:rFonts w:ascii="Aptos" w:hAnsi="Aptos" w:eastAsia="Aptos" w:cs="Aptos"/>
           <w:color w:val="000000"/>
           <w:sz w:val="24"/>
           <w:szCs w:val="24"/>
@@ -675,7 +618,6 @@
       </w:r>
       <w:r>
         <w:rPr>
-          <w:rFonts w:ascii="Aptos" w:hAnsi="Aptos" w:eastAsia="Aptos" w:cs="Aptos"/>
           <w:color w:val="000000"/>
           <w:sz w:val="24"/>
           <w:szCs w:val="24"/>
@@ -684,7 +626,6 @@
       </w:r>
       <w:r>
         <w:rPr>
-          <w:rFonts w:ascii="Aptos" w:hAnsi="Aptos" w:eastAsia="Aptos" w:cs="Aptos"/>
           <w:color w:val="000000"/>
           <w:sz w:val="24"/>
           <w:szCs w:val="24"/>
@@ -693,7 +634,6 @@
       </w:r>
       <w:r>
         <w:rPr>
-          <w:rFonts w:ascii="Aptos" w:hAnsi="Aptos" w:eastAsia="Aptos" w:cs="Aptos"/>
           <w:color w:val="000000"/>
           <w:sz w:val="24"/>
           <w:szCs w:val="24"/>
@@ -702,7 +642,6 @@
       </w:r>
       <w:r>
         <w:rPr>
-          <w:rFonts w:ascii="Aptos" w:hAnsi="Aptos" w:eastAsia="Aptos" w:cs="Aptos"/>
           <w:color w:val="000000"/>
           <w:sz w:val="24"/>
           <w:szCs w:val="24"/>
@@ -711,7 +650,6 @@
       </w:r>
       <w:r>
         <w:rPr>
-          <w:rFonts w:ascii="Aptos" w:hAnsi="Aptos" w:eastAsia="Aptos" w:cs="Aptos"/>
           <w:color w:val="000000"/>
           <w:sz w:val="24"/>
           <w:szCs w:val="24"/>
@@ -720,7 +658,6 @@
       </w:r>
       <w:r>
         <w:rPr>
-          <w:rFonts w:ascii="Aptos" w:hAnsi="Aptos" w:eastAsia="Aptos" w:cs="Aptos"/>
           <w:color w:val="000000"/>
           <w:sz w:val="24"/>
           <w:szCs w:val="24"/>
@@ -729,7 +666,6 @@
       </w:r>
       <w:r>
         <w:rPr>
-          <w:rFonts w:ascii="Aptos" w:hAnsi="Aptos" w:eastAsia="Aptos" w:cs="Aptos"/>
           <w:color w:val="000000"/>
           <w:sz w:val="24"/>
           <w:szCs w:val="24"/>
@@ -738,7 +674,6 @@
       </w:r>
       <w:r>
         <w:rPr>
-          <w:rFonts w:ascii="Aptos" w:hAnsi="Aptos" w:eastAsia="Aptos" w:cs="Aptos"/>
           <w:color w:val="000000"/>
           <w:sz w:val="24"/>
           <w:szCs w:val="24"/>
@@ -747,7 +682,6 @@
       </w:r>
       <w:r>
         <w:rPr>
-          <w:rFonts w:ascii="Aptos" w:hAnsi="Aptos" w:eastAsia="Aptos" w:cs="Aptos"/>
           <w:color w:val="000000"/>
           <w:sz w:val="24"/>
           <w:szCs w:val="24"/>
@@ -756,17 +690,14 @@
       </w:r>
       <w:r>
         <w:rPr>
-          <w:rFonts w:ascii="Aptos" w:hAnsi="Aptos" w:eastAsia="Aptos" w:cs="Aptos"/>
-          <w:color w:val="000000"/>
-          <w:sz w:val="24"/>
-          <w:szCs w:val="24"/>
-        </w:rPr>
-        <w:lastRenderedPageBreak/>
+          <w:color w:val="000000"/>
+          <w:sz w:val="24"/>
+          <w:szCs w:val="24"/>
+        </w:rPr>
         <w:t>seven</w:t>
       </w:r>
       <w:r>
         <w:rPr>
-          <w:rFonts w:ascii="Aptos" w:hAnsi="Aptos" w:eastAsia="Aptos" w:cs="Aptos"/>
           <w:color w:val="000000"/>
           <w:sz w:val="24"/>
           <w:szCs w:val="24"/>
@@ -775,7 +706,6 @@
       </w:r>
       <w:r>
         <w:rPr>
-          <w:rFonts w:ascii="Aptos" w:hAnsi="Aptos" w:eastAsia="Aptos" w:cs="Aptos"/>
           <w:color w:val="000000"/>
           <w:sz w:val="24"/>
           <w:szCs w:val="24"/>
@@ -784,7 +714,6 @@
       </w:r>
       <w:r>
         <w:rPr>
-          <w:rFonts w:ascii="Aptos" w:hAnsi="Aptos" w:eastAsia="Aptos" w:cs="Aptos"/>
           <w:color w:val="000000"/>
           <w:sz w:val="24"/>
           <w:szCs w:val="24"/>
@@ -793,7 +722,6 @@
       </w:r>
       <w:r>
         <w:rPr>
-          <w:rFonts w:ascii="Aptos" w:hAnsi="Aptos" w:eastAsia="Aptos" w:cs="Aptos"/>
           <w:color w:val="000000"/>
           <w:sz w:val="24"/>
           <w:szCs w:val="24"/>
@@ -802,7 +730,6 @@
       </w:r>
       <w:r>
         <w:rPr>
-          <w:rFonts w:ascii="Aptos" w:hAnsi="Aptos" w:eastAsia="Aptos" w:cs="Aptos"/>
           <w:color w:val="000000"/>
           <w:sz w:val="24"/>
           <w:szCs w:val="24"/>
@@ -811,7 +738,6 @@
       </w:r>
       <w:r>
         <w:rPr>
-          <w:rFonts w:ascii="Aptos" w:hAnsi="Aptos" w:eastAsia="Aptos" w:cs="Aptos"/>
           <w:color w:val="000000"/>
           <w:sz w:val="24"/>
           <w:szCs w:val="24"/>
@@ -820,7 +746,6 @@
       </w:r>
       <w:r>
         <w:rPr>
-          <w:rFonts w:ascii="Aptos" w:hAnsi="Aptos" w:eastAsia="Aptos" w:cs="Aptos"/>
           <w:color w:val="000000"/>
           <w:sz w:val="24"/>
           <w:szCs w:val="24"/>
@@ -840,7 +765,6 @@
       </w:pPr>
       <w:r>
         <w:rPr>
-          <w:rFonts w:ascii="Aptos" w:hAnsi="Aptos" w:eastAsia="Aptos" w:cs="Aptos"/>
           <w:b/>
           <w:bCs/>
           <w:color w:val="000000"/>
@@ -851,16 +775,32 @@
       </w:r>
       <w:r>
         <w:rPr>
-          <w:rFonts w:ascii="Aptos" w:hAnsi="Aptos" w:eastAsia="Aptos" w:cs="Aptos"/>
-          <w:color w:val="000000"/>
-          <w:sz w:val="24"/>
-          <w:szCs w:val="24"/>
-        </w:rPr>
-        <w:t xml:space="preserve"> If you are able to find </w:t>
-      </w:r>
-      <w:r>
-        <w:rPr>
-          <w:rFonts w:ascii="Aptos" w:hAnsi="Aptos" w:eastAsia="Aptos" w:cs="Aptos"/>
+          <w:color w:val="000000"/>
+          <w:sz w:val="24"/>
+          <w:szCs w:val="24"/>
+        </w:rPr>
+        <w:t xml:space="preserve"> If you </w:t>
+      </w:r>
+      <w:proofErr w:type="gramStart"/>
+      <w:r>
+        <w:rPr>
+          <w:color w:val="000000"/>
+          <w:sz w:val="24"/>
+          <w:szCs w:val="24"/>
+        </w:rPr>
+        <w:t>are able to</w:t>
+      </w:r>
+      <w:proofErr w:type="gramEnd"/>
+      <w:r>
+        <w:rPr>
+          <w:color w:val="000000"/>
+          <w:sz w:val="24"/>
+          <w:szCs w:val="24"/>
+        </w:rPr>
+        <w:t xml:space="preserve"> find </w:t>
+      </w:r>
+      <w:r>
+        <w:rPr>
           <w:color w:val="000000"/>
           <w:sz w:val="24"/>
           <w:szCs w:val="24"/>
@@ -869,7 +809,6 @@
       </w:r>
       <w:r>
         <w:rPr>
-          <w:rFonts w:ascii="Aptos" w:hAnsi="Aptos" w:eastAsia="Aptos" w:cs="Aptos"/>
           <w:color w:val="000000"/>
           <w:sz w:val="24"/>
           <w:szCs w:val="24"/>
@@ -889,7 +828,6 @@
       </w:pPr>
       <w:r>
         <w:rPr>
-          <w:rFonts w:ascii="Aptos" w:hAnsi="Aptos" w:eastAsia="Aptos" w:cs="Aptos"/>
           <w:b/>
           <w:bCs/>
           <w:color w:val="0A2F41" w:themeColor="accent1" w:themeShade="80"/>
@@ -901,7 +839,6 @@
       </w:r>
       <w:r>
         <w:rPr>
-          <w:rFonts w:ascii="Aptos" w:hAnsi="Aptos" w:eastAsia="Aptos" w:cs="Aptos"/>
           <w:b/>
           <w:bCs/>
           <w:color w:val="0A2F41" w:themeColor="accent1" w:themeShade="80"/>
@@ -913,7 +850,6 @@
       </w:r>
       <w:r>
         <w:rPr>
-          <w:rFonts w:ascii="Aptos" w:hAnsi="Aptos" w:eastAsia="Aptos" w:cs="Aptos"/>
           <w:color w:val="000000"/>
           <w:sz w:val="24"/>
           <w:szCs w:val="24"/>
@@ -925,132 +861,99 @@
       <w:pPr>
         <w:spacing w:after="0" w:line="480" w:lineRule="auto"/>
         <w:rPr>
-          <w:rFonts w:ascii="Times New Roman" w:hAnsi="Times New Roman"/>
-          <w:color w:val="000000"/>
-          <w:sz w:val="24"/>
-          <w:szCs w:val="24"/>
-        </w:rPr>
-      </w:pPr>
-      <w:r>
-        <w:rPr>
-          <w:rFonts w:ascii="Aptos" w:hAnsi="Aptos" w:eastAsia="Aptos" w:cs="Aptos"/>
-          <w:color w:val="000000"/>
-          <w:sz w:val="24"/>
-          <w:szCs w:val="24"/>
-        </w:rPr>
-        <w:t>Basketball</w:t>
+          <w:b/>
+          <w:bCs/>
+          <w:color w:val="000000"/>
+          <w:sz w:val="24"/>
+          <w:szCs w:val="24"/>
+        </w:rPr>
+      </w:pPr>
+      <w:r>
+        <w:rPr>
+          <w:b/>
+          <w:bCs/>
+          <w:noProof/>
+          <w:color w:val="000000"/>
+          <w:sz w:val="24"/>
+          <w:szCs w:val="24"/>
+        </w:rPr>
+        <w:drawing>
+          <wp:inline distT="0" distB="0" distL="0" distR="0" wp14:anchorId="39051418" wp14:editId="4D11293D">
+            <wp:extent cx="2993231" cy="3990975"/>
+            <wp:effectExtent l="0" t="0" r="0" b="0"/>
+            <wp:docPr id="547561957" name="Picture 1"/>
+            <wp:cNvGraphicFramePr>
+              <a:graphicFrameLocks xmlns:a="http://schemas.openxmlformats.org/drawingml/2006/main" noChangeAspect="1"/>
+            </wp:cNvGraphicFramePr>
+            <a:graphic xmlns:a="http://schemas.openxmlformats.org/drawingml/2006/main">
+              <a:graphicData uri="http://schemas.openxmlformats.org/drawingml/2006/picture">
+                <pic:pic xmlns:pic="http://schemas.openxmlformats.org/drawingml/2006/picture">
+                  <pic:nvPicPr>
+                    <pic:cNvPr id="547561957" name="Picture 547561957"/>
+                    <pic:cNvPicPr/>
+                  </pic:nvPicPr>
+                  <pic:blipFill>
+                    <a:blip r:embed="rId7" cstate="print">
+                      <a:extLst>
+                        <a:ext uri="{28A0092B-C50C-407E-A947-70E740481C1C}">
+                          <a14:useLocalDpi xmlns:a14="http://schemas.microsoft.com/office/drawing/2010/main" val="0"/>
+                        </a:ext>
+                      </a:extLst>
+                    </a:blip>
+                    <a:stretch>
+                      <a:fillRect/>
+                    </a:stretch>
+                  </pic:blipFill>
+                  <pic:spPr>
+                    <a:xfrm>
+                      <a:off x="0" y="0"/>
+                      <a:ext cx="2996695" cy="3995593"/>
+                    </a:xfrm>
+                    <a:prstGeom prst="rect">
+                      <a:avLst/>
+                    </a:prstGeom>
+                  </pic:spPr>
+                </pic:pic>
+              </a:graphicData>
+            </a:graphic>
+          </wp:inline>
+        </w:drawing>
       </w:r>
     </w:p>
     <w:p>
       <w:pPr>
         <w:spacing w:after="0" w:line="480" w:lineRule="auto"/>
         <w:rPr>
-          <w:rFonts w:ascii="Times New Roman" w:hAnsi="Times New Roman"/>
-          <w:color w:val="000000"/>
-          <w:sz w:val="24"/>
-          <w:szCs w:val="24"/>
-        </w:rPr>
-      </w:pPr>
-      <w:r>
-        <w:rPr>
-          <w:rFonts w:ascii="Aptos" w:hAnsi="Aptos" w:eastAsia="Aptos" w:cs="Aptos"/>
-          <w:color w:val="000000"/>
-          <w:sz w:val="24"/>
-          <w:szCs w:val="24"/>
-        </w:rPr>
-        <w:t/>
-      </w:r>
-      <w:r>
-        <w:rPr>
-          <w:rFonts w:ascii="Aptos" w:hAnsi="Aptos" w:eastAsia="Aptos" w:cs="Aptos"/>
-          <w:color w:val="000000"/>
-          <w:sz w:val="24"/>
-          <w:szCs w:val="24"/>
-        </w:rPr>
-        <w:t>Personnel</w:t>
-      </w:r>
+          <w:b/>
+          <w:bCs/>
+          <w:color w:val="000000"/>
+          <w:sz w:val="24"/>
+          <w:szCs w:val="24"/>
+        </w:rPr>
+      </w:pPr>
     </w:p>
     <w:p>
       <w:pPr>
         <w:spacing w:after="0" w:line="480" w:lineRule="auto"/>
         <w:rPr>
           <w:rFonts w:ascii="Times New Roman" w:hAnsi="Times New Roman"/>
-          <w:color w:val="000000"/>
-          <w:sz w:val="24"/>
-          <w:szCs w:val="24"/>
-        </w:rPr>
-      </w:pPr>
-      <w:r>
-        <w:rPr>
-          <w:rFonts w:ascii="Aptos" w:hAnsi="Aptos" w:eastAsia="Aptos" w:cs="Aptos"/>
-          <w:color w:val="000000"/>
-          <w:sz w:val="24"/>
-          <w:szCs w:val="24"/>
-        </w:rPr>
-        <w:t>One</w:t>
-      </w:r>
-      <w:r>
-        <w:rPr>
-          <w:rFonts w:ascii="Aptos" w:hAnsi="Aptos" w:eastAsia="Aptos" w:cs="Aptos"/>
-          <w:color w:val="000000"/>
-          <w:sz w:val="24"/>
-          <w:szCs w:val="24"/>
-        </w:rPr>
-        <w:t xml:space="preserve"> </w:t>
-      </w:r>
-      <w:r>
-        <w:rPr>
-          <w:rFonts w:ascii="Aptos" w:hAnsi="Aptos" w:eastAsia="Aptos" w:cs="Aptos"/>
-          <w:color w:val="000000"/>
-          <w:sz w:val="24"/>
-          <w:szCs w:val="24"/>
-        </w:rPr>
-        <w:t>p</w:t>
-      </w:r>
-      <w:r>
-        <w:rPr>
-          <w:rFonts w:ascii="Aptos" w:hAnsi="Aptos" w:eastAsia="Aptos" w:cs="Aptos"/>
-          <w:color w:val="000000"/>
-          <w:sz w:val="24"/>
-          <w:szCs w:val="24"/>
-        </w:rPr>
-        <w:t xml:space="preserve">roctor, </w:t>
-      </w:r>
-      <w:r>
-        <w:rPr>
-          <w:rFonts w:ascii="Aptos" w:hAnsi="Aptos" w:eastAsia="Aptos" w:cs="Aptos"/>
-          <w:color w:val="000000"/>
-          <w:sz w:val="24"/>
-          <w:szCs w:val="24"/>
-        </w:rPr>
-        <w:t>one</w:t>
-      </w:r>
-      <w:r>
-        <w:rPr>
-          <w:rFonts w:ascii="Aptos" w:hAnsi="Aptos" w:eastAsia="Aptos" w:cs="Aptos"/>
-          <w:color w:val="000000"/>
-          <w:sz w:val="24"/>
-          <w:szCs w:val="24"/>
-        </w:rPr>
-        <w:t xml:space="preserve"> SP to be unconscious</w:t>
-      </w:r>
-      <w:r>
-        <w:rPr>
-          <w:rFonts w:ascii="Aptos" w:hAnsi="Aptos" w:eastAsia="Aptos" w:cs="Aptos"/>
-          <w:color w:val="000000"/>
-          <w:sz w:val="24"/>
-          <w:szCs w:val="24"/>
-        </w:rPr>
-        <w:t>—</w:t>
-      </w:r>
-      <w:r>
-        <w:rPr>
-          <w:rFonts w:ascii="Aptos" w:hAnsi="Aptos" w:eastAsia="Aptos" w:cs="Aptos"/>
-          <w:color w:val="000000"/>
-          <w:sz w:val="24"/>
-          <w:szCs w:val="24"/>
-        </w:rPr>
-        <w:t>could consider some type of full body manikin but not preferred</w:t>
+          <w:b/>
+          <w:bCs/>
+          <w:color w:val="000000"/>
+          <w:sz w:val="24"/>
+          <w:szCs w:val="24"/>
+        </w:rPr>
+      </w:pPr>
+      <w:r>
+        <w:rPr>
+          <w:b/>
+          <w:bCs/>
+          <w:color w:val="000000"/>
+          <w:sz w:val="24"/>
+          <w:szCs w:val="24"/>
+        </w:rPr>
+        <w:lastRenderedPageBreak/>
+        <w:t>Basketball</w:t>
       </w:r>
     </w:p>
     <w:p>
@@ -1058,28 +961,22 @@
         <w:spacing w:after="0" w:line="480" w:lineRule="auto"/>
         <w:rPr>
           <w:rFonts w:ascii="Times New Roman" w:hAnsi="Times New Roman"/>
-          <w:color w:val="000000"/>
-          <w:sz w:val="24"/>
-          <w:szCs w:val="24"/>
-        </w:rPr>
-      </w:pPr>
-      <w:r>
-        <w:rPr>
-          <w:rFonts w:ascii="Aptos" w:hAnsi="Aptos" w:eastAsia="Aptos" w:cs="Aptos"/>
-          <w:color w:val="000000"/>
-          <w:sz w:val="24"/>
-          <w:szCs w:val="24"/>
-        </w:rPr>
-        <w:t/>
-      </w:r>
-      <w:r>
-        <w:rPr>
-          <w:rFonts w:ascii="Aptos" w:hAnsi="Aptos" w:eastAsia="Aptos" w:cs="Aptos"/>
-          <w:color w:val="000000"/>
-          <w:sz w:val="24"/>
-          <w:szCs w:val="24"/>
-        </w:rPr>
-        <w:t>Moulage</w:t>
+          <w:b/>
+          <w:bCs/>
+          <w:color w:val="000000"/>
+          <w:sz w:val="24"/>
+          <w:szCs w:val="24"/>
+        </w:rPr>
+      </w:pPr>
+      <w:r>
+        <w:rPr>
+          <w:b/>
+          <w:bCs/>
+          <w:color w:val="000000"/>
+          <w:sz w:val="24"/>
+          <w:szCs w:val="24"/>
+        </w:rPr>
+        <w:t>Personnel</w:t>
       </w:r>
     </w:p>
     <w:p>
@@ -1094,70 +991,14 @@
       </w:pPr>
       <w:r>
         <w:rPr>
-          <w:rFonts w:ascii="Aptos" w:hAnsi="Aptos" w:eastAsia="Aptos" w:cs="Aptos"/>
-          <w:color w:val="000000"/>
-          <w:sz w:val="24"/>
-          <w:szCs w:val="24"/>
-        </w:rPr>
-        <w:t xml:space="preserve">Can consider bruising under </w:t>
-      </w:r>
-      <w:r>
-        <w:rPr>
-          <w:rFonts w:ascii="Aptos" w:hAnsi="Aptos" w:eastAsia="Aptos" w:cs="Aptos"/>
-          <w:color w:val="000000"/>
-          <w:sz w:val="24"/>
-          <w:szCs w:val="24"/>
-        </w:rPr>
-        <w:t xml:space="preserve">the </w:t>
-      </w:r>
-      <w:r>
-        <w:rPr>
-          <w:rFonts w:ascii="Aptos" w:hAnsi="Aptos" w:eastAsia="Aptos" w:cs="Aptos"/>
-          <w:color w:val="000000"/>
-          <w:sz w:val="24"/>
-          <w:szCs w:val="24"/>
-        </w:rPr>
-        <w:t>eye</w:t>
-      </w:r>
-      <w:r>
-        <w:rPr>
-          <w:rFonts w:ascii="Aptos" w:hAnsi="Aptos" w:eastAsia="Aptos" w:cs="Aptos"/>
-          <w:color w:val="000000"/>
-          <w:sz w:val="24"/>
-          <w:szCs w:val="24"/>
-        </w:rPr>
-        <w:t>,</w:t>
-      </w:r>
-      <w:r>
-        <w:rPr>
-          <w:rFonts w:ascii="Aptos" w:hAnsi="Aptos" w:eastAsia="Aptos" w:cs="Aptos"/>
-          <w:color w:val="000000"/>
-          <w:sz w:val="24"/>
-          <w:szCs w:val="24"/>
-        </w:rPr>
-        <w:t xml:space="preserve"> but otherwise no </w:t>
-      </w:r>
-      <w:r>
-        <w:rPr>
-          <w:rFonts w:ascii="Aptos" w:hAnsi="Aptos" w:eastAsia="Aptos" w:cs="Aptos"/>
-          <w:color w:val="000000"/>
-          <w:sz w:val="24"/>
-          <w:szCs w:val="24"/>
-        </w:rPr>
-        <w:t>m</w:t>
-      </w:r>
-      <w:r>
-        <w:rPr>
-          <w:rFonts w:ascii="Aptos" w:hAnsi="Aptos" w:eastAsia="Aptos" w:cs="Aptos"/>
-          <w:color w:val="000000"/>
-          <w:sz w:val="24"/>
-          <w:szCs w:val="24"/>
-        </w:rPr>
-        <w:t>oulage needed.</w:t>
-      </w:r>
-      <w:r>
-        <w:rPr>
-          <w:rFonts w:ascii="Aptos" w:hAnsi="Aptos" w:eastAsia="Aptos" w:cs="Aptos"/>
+          <w:color w:val="000000"/>
+          <w:sz w:val="24"/>
+          <w:szCs w:val="24"/>
+        </w:rPr>
+        <w:t>One</w:t>
+      </w:r>
+      <w:r>
+        <w:rPr>
           <w:color w:val="000000"/>
           <w:sz w:val="24"/>
           <w:szCs w:val="24"/>
@@ -1166,48 +1007,51 @@
       </w:r>
       <w:r>
         <w:rPr>
-          <w:rFonts w:ascii="Aptos" w:hAnsi="Aptos" w:eastAsia="Aptos" w:cs="Aptos"/>
-          <w:color w:val="000000"/>
-          <w:sz w:val="24"/>
-          <w:szCs w:val="24"/>
-        </w:rPr>
-        <w:t xml:space="preserve">Dress for </w:t>
-      </w:r>
-      <w:r>
-        <w:rPr>
-          <w:rFonts w:ascii="Aptos" w:hAnsi="Aptos" w:eastAsia="Aptos" w:cs="Aptos"/>
-          <w:color w:val="000000"/>
-          <w:sz w:val="24"/>
-          <w:szCs w:val="24"/>
-        </w:rPr>
-        <w:t>b</w:t>
-      </w:r>
-      <w:r>
-        <w:rPr>
-          <w:rFonts w:ascii="Aptos" w:hAnsi="Aptos" w:eastAsia="Aptos" w:cs="Aptos"/>
-          <w:color w:val="000000"/>
-          <w:sz w:val="24"/>
-          <w:szCs w:val="24"/>
-        </w:rPr>
-        <w:t xml:space="preserve">asketball practice or </w:t>
-      </w:r>
-      <w:r>
-        <w:rPr>
-          <w:rFonts w:ascii="Aptos" w:hAnsi="Aptos" w:eastAsia="Aptos" w:cs="Aptos"/>
-          <w:color w:val="000000"/>
-          <w:sz w:val="24"/>
-          <w:szCs w:val="24"/>
-        </w:rPr>
-        <w:t xml:space="preserve">a </w:t>
-      </w:r>
-      <w:r>
-        <w:rPr>
-          <w:rFonts w:ascii="Aptos" w:hAnsi="Aptos" w:eastAsia="Aptos" w:cs="Aptos"/>
-          <w:color w:val="000000"/>
-          <w:sz w:val="24"/>
-          <w:szCs w:val="24"/>
-        </w:rPr>
-        <w:t>game</w:t>
+          <w:color w:val="000000"/>
+          <w:sz w:val="24"/>
+          <w:szCs w:val="24"/>
+        </w:rPr>
+        <w:t>p</w:t>
+      </w:r>
+      <w:r>
+        <w:rPr>
+          <w:color w:val="000000"/>
+          <w:sz w:val="24"/>
+          <w:szCs w:val="24"/>
+        </w:rPr>
+        <w:t xml:space="preserve">roctor, </w:t>
+      </w:r>
+      <w:r>
+        <w:rPr>
+          <w:color w:val="000000"/>
+          <w:sz w:val="24"/>
+          <w:szCs w:val="24"/>
+        </w:rPr>
+        <w:t>one</w:t>
+      </w:r>
+      <w:r>
+        <w:rPr>
+          <w:color w:val="000000"/>
+          <w:sz w:val="24"/>
+          <w:szCs w:val="24"/>
+        </w:rPr>
+        <w:t xml:space="preserve"> SP to be unconscious</w:t>
+      </w:r>
+      <w:r>
+        <w:rPr>
+          <w:color w:val="000000"/>
+          <w:sz w:val="24"/>
+          <w:szCs w:val="24"/>
+        </w:rPr>
+        <w:t>—</w:t>
+      </w:r>
+      <w:r>
+        <w:rPr>
+          <w:color w:val="000000"/>
+          <w:sz w:val="24"/>
+          <w:szCs w:val="24"/>
+        </w:rPr>
+        <w:t>could consider some type of full body manikin but not preferred</w:t>
       </w:r>
     </w:p>
     <w:p>
@@ -1215,58 +1059,136 @@
         <w:spacing w:after="0" w:line="480" w:lineRule="auto"/>
         <w:rPr>
           <w:rFonts w:ascii="Times New Roman" w:hAnsi="Times New Roman"/>
-          <w:color w:val="000000"/>
-          <w:sz w:val="24"/>
-          <w:szCs w:val="24"/>
-        </w:rPr>
-      </w:pPr>
-      <w:r>
-        <w:rPr>
-          <w:rFonts w:ascii="Aptos" w:hAnsi="Aptos" w:eastAsia="Aptos" w:cs="Aptos"/>
-          <w:color w:val="000000"/>
-          <w:sz w:val="24"/>
-          <w:szCs w:val="24"/>
-        </w:rPr>
-        <w:t>Mountain Bik</w:t>
-      </w:r>
-      <w:r>
-        <w:rPr>
-          <w:rFonts w:ascii="Aptos" w:hAnsi="Aptos" w:eastAsia="Aptos" w:cs="Aptos"/>
-          <w:color w:val="000000"/>
-          <w:sz w:val="24"/>
-          <w:szCs w:val="24"/>
-        </w:rPr>
-        <w:t>ing</w:t>
+          <w:b/>
+          <w:bCs/>
+          <w:color w:val="000000"/>
+          <w:sz w:val="24"/>
+          <w:szCs w:val="24"/>
+        </w:rPr>
+      </w:pPr>
+      <w:r>
+        <w:rPr>
+          <w:b/>
+          <w:bCs/>
+          <w:color w:val="000000"/>
+          <w:sz w:val="24"/>
+          <w:szCs w:val="24"/>
+        </w:rPr>
+        <w:t>Moulage</w:t>
       </w:r>
     </w:p>
     <w:p>
       <w:pPr>
         <w:spacing w:after="0" w:line="480" w:lineRule="auto"/>
         <w:rPr>
-          <w:rFonts w:ascii="Times New Roman" w:hAnsi="Times New Roman"/>
-          <w:color w:val="000000"/>
-          <w:sz w:val="24"/>
-          <w:szCs w:val="24"/>
-        </w:rPr>
-      </w:pPr>
-      <w:r>
-        <w:rPr>
-          <w:rFonts w:ascii="Aptos" w:hAnsi="Aptos" w:eastAsia="Aptos" w:cs="Aptos"/>
-          <w:color w:val="000000"/>
-          <w:sz w:val="24"/>
-          <w:szCs w:val="24"/>
-        </w:rPr>
-        <w:lastRenderedPageBreak/>
-        <w:t/>
-      </w:r>
-      <w:r>
-        <w:rPr>
-          <w:rFonts w:ascii="Aptos" w:hAnsi="Aptos" w:eastAsia="Aptos" w:cs="Aptos"/>
-          <w:color w:val="000000"/>
-          <w:sz w:val="24"/>
-          <w:szCs w:val="24"/>
-        </w:rPr>
-        <w:t>Personnel</w:t>
+          <w:color w:val="000000"/>
+          <w:sz w:val="24"/>
+          <w:szCs w:val="24"/>
+        </w:rPr>
+      </w:pPr>
+      <w:r>
+        <w:rPr>
+          <w:color w:val="000000"/>
+          <w:sz w:val="24"/>
+          <w:szCs w:val="24"/>
+        </w:rPr>
+        <w:t xml:space="preserve">Can consider bruising under </w:t>
+      </w:r>
+      <w:r>
+        <w:rPr>
+          <w:color w:val="000000"/>
+          <w:sz w:val="24"/>
+          <w:szCs w:val="24"/>
+        </w:rPr>
+        <w:t xml:space="preserve">the </w:t>
+      </w:r>
+      <w:r>
+        <w:rPr>
+          <w:color w:val="000000"/>
+          <w:sz w:val="24"/>
+          <w:szCs w:val="24"/>
+        </w:rPr>
+        <w:t>eye</w:t>
+      </w:r>
+      <w:r>
+        <w:rPr>
+          <w:color w:val="000000"/>
+          <w:sz w:val="24"/>
+          <w:szCs w:val="24"/>
+        </w:rPr>
+        <w:t>,</w:t>
+      </w:r>
+      <w:r>
+        <w:rPr>
+          <w:color w:val="000000"/>
+          <w:sz w:val="24"/>
+          <w:szCs w:val="24"/>
+        </w:rPr>
+        <w:t xml:space="preserve"> but otherwise no </w:t>
+      </w:r>
+      <w:r>
+        <w:rPr>
+          <w:color w:val="000000"/>
+          <w:sz w:val="24"/>
+          <w:szCs w:val="24"/>
+        </w:rPr>
+        <w:t>m</w:t>
+      </w:r>
+      <w:r>
+        <w:rPr>
+          <w:color w:val="000000"/>
+          <w:sz w:val="24"/>
+          <w:szCs w:val="24"/>
+        </w:rPr>
+        <w:t>oulage needed.</w:t>
+      </w:r>
+      <w:r>
+        <w:rPr>
+          <w:color w:val="000000"/>
+          <w:sz w:val="24"/>
+          <w:szCs w:val="24"/>
+        </w:rPr>
+        <w:t xml:space="preserve"> </w:t>
+      </w:r>
+      <w:r>
+        <w:rPr>
+          <w:color w:val="000000"/>
+          <w:sz w:val="24"/>
+          <w:szCs w:val="24"/>
+        </w:rPr>
+        <w:t xml:space="preserve">Dress for </w:t>
+      </w:r>
+      <w:r>
+        <w:rPr>
+          <w:color w:val="000000"/>
+          <w:sz w:val="24"/>
+          <w:szCs w:val="24"/>
+        </w:rPr>
+        <w:t>b</w:t>
+      </w:r>
+      <w:r>
+        <w:rPr>
+          <w:color w:val="000000"/>
+          <w:sz w:val="24"/>
+          <w:szCs w:val="24"/>
+        </w:rPr>
+        <w:t xml:space="preserve">asketball practice or </w:t>
+      </w:r>
+      <w:r>
+        <w:rPr>
+          <w:color w:val="000000"/>
+          <w:sz w:val="24"/>
+          <w:szCs w:val="24"/>
+        </w:rPr>
+        <w:t xml:space="preserve">a </w:t>
+      </w:r>
+      <w:r>
+        <w:rPr>
+          <w:color w:val="000000"/>
+          <w:sz w:val="24"/>
+          <w:szCs w:val="24"/>
+        </w:rPr>
+        <w:t>game</w:t>
       </w:r>
     </w:p>
     <w:p>
@@ -1279,70 +1201,38 @@
           <w:szCs w:val="24"/>
         </w:rPr>
       </w:pPr>
-      <w:r>
-        <w:rPr>
-          <w:rFonts w:ascii="Aptos" w:hAnsi="Aptos" w:eastAsia="Aptos" w:cs="Aptos"/>
-          <w:color w:val="000000"/>
-          <w:sz w:val="24"/>
-          <w:szCs w:val="24"/>
-        </w:rPr>
-        <w:t xml:space="preserve">One </w:t>
-      </w:r>
-      <w:r>
-        <w:rPr>
-          <w:rFonts w:ascii="Aptos" w:hAnsi="Aptos" w:eastAsia="Aptos" w:cs="Aptos"/>
-          <w:color w:val="000000"/>
-          <w:sz w:val="24"/>
-          <w:szCs w:val="24"/>
-        </w:rPr>
-        <w:t xml:space="preserve">SP, </w:t>
-      </w:r>
-      <w:r>
-        <w:rPr>
-          <w:rFonts w:ascii="Aptos" w:hAnsi="Aptos" w:eastAsia="Aptos" w:cs="Aptos"/>
-          <w:color w:val="000000"/>
-          <w:sz w:val="24"/>
-          <w:szCs w:val="24"/>
-        </w:rPr>
-        <w:t>one p</w:t>
-      </w:r>
-      <w:r>
-        <w:rPr>
-          <w:rFonts w:ascii="Aptos" w:hAnsi="Aptos" w:eastAsia="Aptos" w:cs="Aptos"/>
-          <w:color w:val="000000"/>
-          <w:sz w:val="24"/>
-          <w:szCs w:val="24"/>
-        </w:rPr>
-        <w:t>roctor</w:t>
-      </w:r>
     </w:p>
     <w:p>
       <w:pPr>
         <w:spacing w:after="0" w:line="480" w:lineRule="auto"/>
         <w:rPr>
           <w:rFonts w:ascii="Times New Roman" w:hAnsi="Times New Roman"/>
-          <w:color w:val="000000"/>
-          <w:sz w:val="24"/>
-          <w:szCs w:val="24"/>
-        </w:rPr>
-      </w:pPr>
-      <w:r>
-        <w:rPr>
-          <w:rFonts w:ascii="Aptos" w:hAnsi="Aptos" w:eastAsia="Aptos" w:cs="Aptos"/>
-          <w:color w:val="000000"/>
-          <w:sz w:val="24"/>
-          <w:szCs w:val="24"/>
-        </w:rPr>
-        <w:t/>
-      </w:r>
-      <w:r>
-        <w:rPr>
-          <w:rFonts w:ascii="Aptos" w:hAnsi="Aptos" w:eastAsia="Aptos" w:cs="Aptos"/>
-          <w:color w:val="000000"/>
-          <w:sz w:val="24"/>
-          <w:szCs w:val="24"/>
-        </w:rPr>
-        <w:t>Moulage</w:t>
+          <w:b/>
+          <w:bCs/>
+          <w:color w:val="000000"/>
+          <w:sz w:val="24"/>
+          <w:szCs w:val="24"/>
+        </w:rPr>
+      </w:pPr>
+      <w:r>
+        <w:rPr>
+          <w:b/>
+          <w:bCs/>
+          <w:color w:val="000000"/>
+          <w:sz w:val="24"/>
+          <w:szCs w:val="24"/>
+        </w:rPr>
+        <w:t>Mountain Bik</w:t>
+      </w:r>
+      <w:r>
+        <w:rPr>
+          <w:b/>
+          <w:bCs/>
+          <w:color w:val="000000"/>
+          <w:sz w:val="24"/>
+          <w:szCs w:val="24"/>
+        </w:rPr>
+        <w:t>ing</w:t>
       </w:r>
     </w:p>
     <w:p>
@@ -1350,217 +1240,22 @@
         <w:spacing w:after="0" w:line="480" w:lineRule="auto"/>
         <w:rPr>
           <w:rFonts w:ascii="Times New Roman" w:hAnsi="Times New Roman"/>
-          <w:color w:val="000000"/>
-          <w:sz w:val="24"/>
-          <w:szCs w:val="24"/>
-        </w:rPr>
-      </w:pPr>
-      <w:r>
-        <w:rPr>
-          <w:rFonts w:ascii="Aptos" w:hAnsi="Aptos" w:eastAsia="Aptos" w:cs="Aptos"/>
-          <w:color w:val="000000"/>
-          <w:sz w:val="24"/>
-          <w:szCs w:val="24"/>
-        </w:rPr>
-        <w:t>Bike helmet and bike clothing.</w:t>
-      </w:r>
-      <w:r>
-        <w:rPr>
-          <w:rFonts w:ascii="Aptos" w:hAnsi="Aptos" w:eastAsia="Aptos" w:cs="Aptos"/>
-          <w:color w:val="000000"/>
-          <w:sz w:val="24"/>
-          <w:szCs w:val="24"/>
-        </w:rPr>
-        <w:t xml:space="preserve"> </w:t>
-      </w:r>
-      <w:r>
-        <w:rPr>
-          <w:rFonts w:ascii="Aptos" w:hAnsi="Aptos" w:eastAsia="Aptos" w:cs="Aptos"/>
-          <w:color w:val="000000"/>
-          <w:sz w:val="24"/>
-          <w:szCs w:val="24"/>
-        </w:rPr>
-        <w:t>For s</w:t>
-      </w:r>
-      <w:r>
-        <w:rPr>
-          <w:rFonts w:ascii="Aptos" w:hAnsi="Aptos" w:eastAsia="Aptos" w:cs="Aptos"/>
-          <w:color w:val="000000"/>
-          <w:sz w:val="24"/>
-          <w:szCs w:val="24"/>
-        </w:rPr>
-        <w:t xml:space="preserve">ome scrapes on </w:t>
-      </w:r>
-      <w:r>
-        <w:rPr>
-          <w:rFonts w:ascii="Aptos" w:hAnsi="Aptos" w:eastAsia="Aptos" w:cs="Aptos"/>
-          <w:color w:val="000000"/>
-          <w:sz w:val="24"/>
-          <w:szCs w:val="24"/>
-        </w:rPr>
-        <w:t xml:space="preserve">the </w:t>
-      </w:r>
-      <w:r>
-        <w:rPr>
-          <w:rFonts w:ascii="Aptos" w:hAnsi="Aptos" w:eastAsia="Aptos" w:cs="Aptos"/>
-          <w:color w:val="000000"/>
-          <w:sz w:val="24"/>
-          <w:szCs w:val="24"/>
-        </w:rPr>
-        <w:t>shin</w:t>
-      </w:r>
-      <w:r>
-        <w:rPr>
-          <w:rFonts w:ascii="Aptos" w:hAnsi="Aptos" w:eastAsia="Aptos" w:cs="Aptos"/>
-          <w:color w:val="000000"/>
-          <w:sz w:val="24"/>
-          <w:szCs w:val="24"/>
-        </w:rPr>
-        <w:t xml:space="preserve"> and </w:t>
-      </w:r>
-      <w:r>
-        <w:rPr>
-          <w:rFonts w:ascii="Aptos" w:hAnsi="Aptos" w:eastAsia="Aptos" w:cs="Aptos"/>
-          <w:color w:val="000000"/>
-          <w:sz w:val="24"/>
-          <w:szCs w:val="24"/>
-        </w:rPr>
-        <w:t xml:space="preserve">chain marks, </w:t>
-      </w:r>
-      <w:r>
-        <w:rPr>
-          <w:rFonts w:ascii="Aptos" w:hAnsi="Aptos" w:eastAsia="Aptos" w:cs="Aptos"/>
-          <w:color w:val="000000"/>
-          <w:sz w:val="24"/>
-          <w:szCs w:val="24"/>
-        </w:rPr>
-        <w:t xml:space="preserve">you </w:t>
-      </w:r>
-      <w:r>
-        <w:rPr>
-          <w:rFonts w:ascii="Aptos" w:hAnsi="Aptos" w:eastAsia="Aptos" w:cs="Aptos"/>
-          <w:color w:val="000000"/>
-          <w:sz w:val="24"/>
-          <w:szCs w:val="24"/>
-        </w:rPr>
-        <w:t xml:space="preserve">can choose ripped bike shorts or </w:t>
-      </w:r>
-      <w:r>
-        <w:rPr>
-          <w:rFonts w:ascii="Aptos" w:hAnsi="Aptos" w:eastAsia="Aptos" w:cs="Aptos"/>
-          <w:color w:val="000000"/>
-          <w:sz w:val="24"/>
-          <w:szCs w:val="24"/>
-        </w:rPr>
-        <w:t>something else</w:t>
-      </w:r>
-      <w:r>
-        <w:rPr>
-          <w:rFonts w:ascii="Aptos" w:hAnsi="Aptos" w:eastAsia="Aptos" w:cs="Aptos"/>
-          <w:color w:val="000000"/>
-          <w:sz w:val="24"/>
-          <w:szCs w:val="24"/>
-        </w:rPr>
-        <w:t>.</w:t>
-      </w:r>
-      <w:r>
-        <w:rPr>
-          <w:rFonts w:ascii="Aptos" w:hAnsi="Aptos" w:eastAsia="Aptos" w:cs="Aptos"/>
-          <w:color w:val="000000"/>
-          <w:sz w:val="24"/>
-          <w:szCs w:val="24"/>
-        </w:rPr>
-        <w:t xml:space="preserve"> </w:t>
-      </w:r>
-      <w:r>
-        <w:rPr>
-          <w:rFonts w:ascii="Aptos" w:hAnsi="Aptos" w:eastAsia="Aptos" w:cs="Aptos"/>
-          <w:color w:val="000000"/>
-          <w:sz w:val="24"/>
-          <w:szCs w:val="24"/>
-        </w:rPr>
-        <w:t>The additional scrapes and cuts along the legs should be minimal but something to draw the provider’s attention that there was likely a bike accident. The HCPs</w:t>
-      </w:r>
-      <w:r>
-        <w:rPr>
-          <w:rFonts w:ascii="Aptos" w:hAnsi="Aptos" w:eastAsia="Aptos" w:cs="Aptos"/>
-          <w:color w:val="000000"/>
-          <w:sz w:val="24"/>
-          <w:szCs w:val="24"/>
-        </w:rPr>
-        <w:t xml:space="preserve"> </w:t>
-      </w:r>
-      <w:r>
-        <w:rPr>
-          <w:rFonts w:ascii="Aptos" w:hAnsi="Aptos" w:eastAsia="Aptos" w:cs="Aptos"/>
-          <w:color w:val="000000"/>
-          <w:sz w:val="24"/>
-          <w:szCs w:val="24"/>
-        </w:rPr>
-        <w:t>should also quickly realize</w:t>
-      </w:r>
-      <w:r>
-        <w:rPr>
-          <w:rFonts w:ascii="Aptos" w:hAnsi="Aptos" w:eastAsia="Aptos" w:cs="Aptos"/>
-          <w:color w:val="000000"/>
-          <w:sz w:val="24"/>
-          <w:szCs w:val="24"/>
-        </w:rPr>
-        <w:t xml:space="preserve"> that</w:t>
-      </w:r>
-      <w:r>
-        <w:rPr>
-          <w:rFonts w:ascii="Aptos" w:hAnsi="Aptos" w:eastAsia="Aptos" w:cs="Aptos"/>
-          <w:color w:val="000000"/>
-          <w:sz w:val="24"/>
-          <w:szCs w:val="24"/>
-        </w:rPr>
-        <w:t xml:space="preserve"> </w:t>
-      </w:r>
-      <w:r>
-        <w:rPr>
-          <w:rFonts w:ascii="Aptos" w:hAnsi="Aptos" w:eastAsia="Aptos" w:cs="Aptos"/>
-          <w:color w:val="000000"/>
-          <w:sz w:val="24"/>
-          <w:szCs w:val="24"/>
-        </w:rPr>
-        <w:t>the</w:t>
-      </w:r>
-      <w:r>
-        <w:rPr>
-          <w:rFonts w:ascii="Aptos" w:hAnsi="Aptos" w:eastAsia="Aptos" w:cs="Aptos"/>
-          <w:color w:val="000000"/>
-          <w:sz w:val="24"/>
-          <w:szCs w:val="24"/>
-        </w:rPr>
-        <w:t>se other injuries</w:t>
-      </w:r>
-      <w:r>
-        <w:rPr>
-          <w:rFonts w:ascii="Aptos" w:hAnsi="Aptos" w:eastAsia="Aptos" w:cs="Aptos"/>
-          <w:color w:val="000000"/>
-          <w:sz w:val="24"/>
-          <w:szCs w:val="24"/>
-        </w:rPr>
-        <w:t xml:space="preserve"> are not a</w:t>
-      </w:r>
-      <w:r>
-        <w:rPr>
-          <w:rFonts w:ascii="Aptos" w:hAnsi="Aptos" w:eastAsia="Aptos" w:cs="Aptos"/>
-          <w:color w:val="000000"/>
-          <w:sz w:val="24"/>
-          <w:szCs w:val="24"/>
-        </w:rPr>
-        <w:t xml:space="preserve"> serious</w:t>
-      </w:r>
-      <w:r>
-        <w:rPr>
-          <w:rFonts w:ascii="Aptos" w:hAnsi="Aptos" w:eastAsia="Aptos" w:cs="Aptos"/>
-          <w:color w:val="000000"/>
-          <w:sz w:val="24"/>
-          <w:szCs w:val="24"/>
-        </w:rPr>
-        <w:t xml:space="preserve"> problem.</w:t>
+          <w:b/>
+          <w:bCs/>
+          <w:color w:val="000000"/>
+          <w:sz w:val="24"/>
+          <w:szCs w:val="24"/>
+        </w:rPr>
+      </w:pPr>
+      <w:r>
+        <w:rPr>
+          <w:b/>
+          <w:bCs/>
+          <w:color w:val="000000"/>
+          <w:sz w:val="24"/>
+          <w:szCs w:val="24"/>
+        </w:rPr>
+        <w:t>Personnel</w:t>
       </w:r>
     </w:p>
     <w:p>
@@ -1575,7 +1270,266 @@
       </w:pPr>
       <w:r>
         <w:rPr>
-          <w:rFonts w:ascii="Aptos" w:hAnsi="Aptos" w:eastAsia="Aptos" w:cs="Aptos"/>
+          <w:color w:val="000000"/>
+          <w:sz w:val="24"/>
+          <w:szCs w:val="24"/>
+        </w:rPr>
+        <w:t xml:space="preserve">One </w:t>
+      </w:r>
+      <w:r>
+        <w:rPr>
+          <w:color w:val="000000"/>
+          <w:sz w:val="24"/>
+          <w:szCs w:val="24"/>
+        </w:rPr>
+        <w:t xml:space="preserve">SP, </w:t>
+      </w:r>
+      <w:r>
+        <w:rPr>
+          <w:color w:val="000000"/>
+          <w:sz w:val="24"/>
+          <w:szCs w:val="24"/>
+        </w:rPr>
+        <w:t>one p</w:t>
+      </w:r>
+      <w:r>
+        <w:rPr>
+          <w:color w:val="000000"/>
+          <w:sz w:val="24"/>
+          <w:szCs w:val="24"/>
+        </w:rPr>
+        <w:t>roctor</w:t>
+      </w:r>
+    </w:p>
+    <w:p>
+      <w:pPr>
+        <w:spacing w:after="0" w:line="480" w:lineRule="auto"/>
+        <w:rPr>
+          <w:rFonts w:ascii="Times New Roman" w:hAnsi="Times New Roman"/>
+          <w:b/>
+          <w:bCs/>
+          <w:color w:val="000000"/>
+          <w:sz w:val="24"/>
+          <w:szCs w:val="24"/>
+        </w:rPr>
+      </w:pPr>
+      <w:r>
+        <w:rPr>
+          <w:b/>
+          <w:bCs/>
+          <w:color w:val="000000"/>
+          <w:sz w:val="24"/>
+          <w:szCs w:val="24"/>
+        </w:rPr>
+        <w:t>Moulage</w:t>
+      </w:r>
+    </w:p>
+    <w:p>
+      <w:pPr>
+        <w:spacing w:after="0" w:line="480" w:lineRule="auto"/>
+        <w:rPr>
+          <w:rFonts w:ascii="Times New Roman" w:hAnsi="Times New Roman"/>
+          <w:color w:val="000000"/>
+          <w:sz w:val="24"/>
+          <w:szCs w:val="24"/>
+        </w:rPr>
+      </w:pPr>
+      <w:r>
+        <w:rPr>
+          <w:color w:val="000000"/>
+          <w:sz w:val="24"/>
+          <w:szCs w:val="24"/>
+        </w:rPr>
+        <w:t>Bike helmet and bike clothing.</w:t>
+      </w:r>
+      <w:r>
+        <w:rPr>
+          <w:color w:val="000000"/>
+          <w:sz w:val="24"/>
+          <w:szCs w:val="24"/>
+        </w:rPr>
+        <w:t xml:space="preserve"> </w:t>
+      </w:r>
+      <w:r>
+        <w:rPr>
+          <w:color w:val="000000"/>
+          <w:sz w:val="24"/>
+          <w:szCs w:val="24"/>
+        </w:rPr>
+        <w:t>For s</w:t>
+      </w:r>
+      <w:r>
+        <w:rPr>
+          <w:color w:val="000000"/>
+          <w:sz w:val="24"/>
+          <w:szCs w:val="24"/>
+        </w:rPr>
+        <w:t xml:space="preserve">ome scrapes on </w:t>
+      </w:r>
+      <w:r>
+        <w:rPr>
+          <w:color w:val="000000"/>
+          <w:sz w:val="24"/>
+          <w:szCs w:val="24"/>
+        </w:rPr>
+        <w:t xml:space="preserve">the </w:t>
+      </w:r>
+      <w:r>
+        <w:rPr>
+          <w:color w:val="000000"/>
+          <w:sz w:val="24"/>
+          <w:szCs w:val="24"/>
+        </w:rPr>
+        <w:t>shin</w:t>
+      </w:r>
+      <w:r>
+        <w:rPr>
+          <w:color w:val="000000"/>
+          <w:sz w:val="24"/>
+          <w:szCs w:val="24"/>
+        </w:rPr>
+        <w:t xml:space="preserve"> and </w:t>
+      </w:r>
+      <w:r>
+        <w:rPr>
+          <w:color w:val="000000"/>
+          <w:sz w:val="24"/>
+          <w:szCs w:val="24"/>
+        </w:rPr>
+        <w:t xml:space="preserve">chain marks, </w:t>
+      </w:r>
+      <w:r>
+        <w:rPr>
+          <w:color w:val="000000"/>
+          <w:sz w:val="24"/>
+          <w:szCs w:val="24"/>
+        </w:rPr>
+        <w:t xml:space="preserve">you </w:t>
+      </w:r>
+      <w:r>
+        <w:rPr>
+          <w:color w:val="000000"/>
+          <w:sz w:val="24"/>
+          <w:szCs w:val="24"/>
+        </w:rPr>
+        <w:t xml:space="preserve">can choose ripped bike shorts or </w:t>
+      </w:r>
+      <w:r>
+        <w:rPr>
+          <w:color w:val="000000"/>
+          <w:sz w:val="24"/>
+          <w:szCs w:val="24"/>
+        </w:rPr>
+        <w:t>something else</w:t>
+      </w:r>
+      <w:r>
+        <w:rPr>
+          <w:color w:val="000000"/>
+          <w:sz w:val="24"/>
+          <w:szCs w:val="24"/>
+        </w:rPr>
+        <w:t>.</w:t>
+      </w:r>
+      <w:r>
+        <w:rPr>
+          <w:color w:val="000000"/>
+          <w:sz w:val="24"/>
+          <w:szCs w:val="24"/>
+        </w:rPr>
+        <w:t xml:space="preserve"> </w:t>
+      </w:r>
+      <w:r>
+        <w:rPr>
+          <w:color w:val="000000"/>
+          <w:sz w:val="24"/>
+          <w:szCs w:val="24"/>
+        </w:rPr>
+        <w:t>The additional scrapes and cuts along the legs should be minimal but something to draw the provider’s attention that there was likely a bike accident. The HCPs</w:t>
+      </w:r>
+      <w:r>
+        <w:rPr>
+          <w:color w:val="000000"/>
+          <w:sz w:val="24"/>
+          <w:szCs w:val="24"/>
+        </w:rPr>
+        <w:t xml:space="preserve"> </w:t>
+      </w:r>
+      <w:r>
+        <w:rPr>
+          <w:color w:val="000000"/>
+          <w:sz w:val="24"/>
+          <w:szCs w:val="24"/>
+        </w:rPr>
+        <w:t>should also quickly realize</w:t>
+      </w:r>
+      <w:r>
+        <w:rPr>
+          <w:color w:val="000000"/>
+          <w:sz w:val="24"/>
+          <w:szCs w:val="24"/>
+        </w:rPr>
+        <w:t xml:space="preserve"> that</w:t>
+      </w:r>
+      <w:r>
+        <w:rPr>
+          <w:color w:val="000000"/>
+          <w:sz w:val="24"/>
+          <w:szCs w:val="24"/>
+        </w:rPr>
+        <w:t xml:space="preserve"> </w:t>
+      </w:r>
+      <w:r>
+        <w:rPr>
+          <w:color w:val="000000"/>
+          <w:sz w:val="24"/>
+          <w:szCs w:val="24"/>
+        </w:rPr>
+        <w:t>the</w:t>
+      </w:r>
+      <w:r>
+        <w:rPr>
+          <w:color w:val="000000"/>
+          <w:sz w:val="24"/>
+          <w:szCs w:val="24"/>
+        </w:rPr>
+        <w:t>se other injuries</w:t>
+      </w:r>
+      <w:r>
+        <w:rPr>
+          <w:color w:val="000000"/>
+          <w:sz w:val="24"/>
+          <w:szCs w:val="24"/>
+        </w:rPr>
+        <w:t xml:space="preserve"> are not a</w:t>
+      </w:r>
+      <w:r>
+        <w:rPr>
+          <w:color w:val="000000"/>
+          <w:sz w:val="24"/>
+          <w:szCs w:val="24"/>
+        </w:rPr>
+        <w:t xml:space="preserve"> serious</w:t>
+      </w:r>
+      <w:r>
+        <w:rPr>
+          <w:color w:val="000000"/>
+          <w:sz w:val="24"/>
+          <w:szCs w:val="24"/>
+        </w:rPr>
+        <w:t xml:space="preserve"> problem.</w:t>
+      </w:r>
+    </w:p>
+    <w:p>
+      <w:pPr>
+        <w:spacing w:after="0" w:line="480" w:lineRule="auto"/>
+        <w:rPr>
+          <w:color w:val="000000"/>
+          <w:sz w:val="24"/>
+          <w:szCs w:val="24"/>
+        </w:rPr>
+      </w:pPr>
+      <w:r>
+        <w:rPr>
           <w:b/>
           <w:bCs/>
           <w:color w:val="0A2F41" w:themeColor="accent1" w:themeShade="80"/>
@@ -1587,7 +1541,6 @@
       </w:r>
       <w:r>
         <w:rPr>
-          <w:rFonts w:ascii="Aptos" w:hAnsi="Aptos" w:eastAsia="Aptos" w:cs="Aptos"/>
           <w:color w:val="000000"/>
           <w:sz w:val="24"/>
           <w:szCs w:val="24"/>
@@ -1607,21 +1560,205 @@
       </w:pPr>
       <w:r>
         <w:rPr>
-          <w:rFonts w:ascii="Aptos" w:hAnsi="Aptos" w:eastAsia="Aptos" w:cs="Aptos"/>
-          <w:color w:val="000000"/>
-          <w:sz w:val="24"/>
-          <w:szCs w:val="24"/>
-        </w:rPr>
-        <w:t xml:space="preserve">Football or </w:t>
-      </w:r>
-      <w:r>
-        <w:rPr>
-          <w:rFonts w:ascii="Aptos" w:hAnsi="Aptos" w:eastAsia="Aptos" w:cs="Aptos"/>
-          <w:color w:val="000000"/>
-          <w:sz w:val="24"/>
-          <w:szCs w:val="24"/>
-        </w:rPr>
-        <w:t>Other</w:t>
+          <w:rFonts w:ascii="Times New Roman" w:hAnsi="Times New Roman"/>
+          <w:noProof/>
+          <w:color w:val="000000"/>
+          <w:sz w:val="24"/>
+          <w:szCs w:val="24"/>
+        </w:rPr>
+        <w:lastRenderedPageBreak/>
+        <w:drawing>
+          <wp:inline distT="0" distB="0" distL="0" distR="0" wp14:anchorId="5CD62A03" wp14:editId="4C3C77A3">
+            <wp:extent cx="2887218" cy="3849624"/>
+            <wp:effectExtent l="0" t="0" r="8890" b="0"/>
+            <wp:docPr id="2054550603" name="Picture 2"/>
+            <wp:cNvGraphicFramePr>
+              <a:graphicFrameLocks xmlns:a="http://schemas.openxmlformats.org/drawingml/2006/main" noChangeAspect="1"/>
+            </wp:cNvGraphicFramePr>
+            <a:graphic xmlns:a="http://schemas.openxmlformats.org/drawingml/2006/main">
+              <a:graphicData uri="http://schemas.openxmlformats.org/drawingml/2006/picture">
+                <pic:pic xmlns:pic="http://schemas.openxmlformats.org/drawingml/2006/picture">
+                  <pic:nvPicPr>
+                    <pic:cNvPr id="2054550603" name="Picture 2054550603"/>
+                    <pic:cNvPicPr/>
+                  </pic:nvPicPr>
+                  <pic:blipFill>
+                    <a:blip r:embed="rId8" cstate="print">
+                      <a:extLst>
+                        <a:ext uri="{28A0092B-C50C-407E-A947-70E740481C1C}">
+                          <a14:useLocalDpi xmlns:a14="http://schemas.microsoft.com/office/drawing/2010/main" val="0"/>
+                        </a:ext>
+                      </a:extLst>
+                    </a:blip>
+                    <a:stretch>
+                      <a:fillRect/>
+                    </a:stretch>
+                  </pic:blipFill>
+                  <pic:spPr>
+                    <a:xfrm>
+                      <a:off x="0" y="0"/>
+                      <a:ext cx="2887218" cy="3849624"/>
+                    </a:xfrm>
+                    <a:prstGeom prst="rect">
+                      <a:avLst/>
+                    </a:prstGeom>
+                  </pic:spPr>
+                </pic:pic>
+              </a:graphicData>
+            </a:graphic>
+          </wp:inline>
+        </w:drawing>
+      </w:r>
+      <w:r>
+        <w:rPr>
+          <w:rFonts w:ascii="Times New Roman" w:hAnsi="Times New Roman"/>
+          <w:noProof/>
+          <w:color w:val="000000"/>
+          <w:sz w:val="24"/>
+          <w:szCs w:val="24"/>
+        </w:rPr>
+        <w:drawing>
+          <wp:inline distT="0" distB="0" distL="0" distR="0" wp14:anchorId="1D4D541A" wp14:editId="15CBF32B">
+            <wp:extent cx="2887218" cy="3849624"/>
+            <wp:effectExtent l="0" t="0" r="8890" b="0"/>
+            <wp:docPr id="1004443099" name="Picture 3"/>
+            <wp:cNvGraphicFramePr>
+              <a:graphicFrameLocks xmlns:a="http://schemas.openxmlformats.org/drawingml/2006/main" noChangeAspect="1"/>
+            </wp:cNvGraphicFramePr>
+            <a:graphic xmlns:a="http://schemas.openxmlformats.org/drawingml/2006/main">
+              <a:graphicData uri="http://schemas.openxmlformats.org/drawingml/2006/picture">
+                <pic:pic xmlns:pic="http://schemas.openxmlformats.org/drawingml/2006/picture">
+                  <pic:nvPicPr>
+                    <pic:cNvPr id="1004443099" name="Picture 1004443099"/>
+                    <pic:cNvPicPr/>
+                  </pic:nvPicPr>
+                  <pic:blipFill>
+                    <a:blip r:embed="rId9" cstate="print">
+                      <a:extLst>
+                        <a:ext uri="{28A0092B-C50C-407E-A947-70E740481C1C}">
+                          <a14:useLocalDpi xmlns:a14="http://schemas.microsoft.com/office/drawing/2010/main" val="0"/>
+                        </a:ext>
+                      </a:extLst>
+                    </a:blip>
+                    <a:stretch>
+                      <a:fillRect/>
+                    </a:stretch>
+                  </pic:blipFill>
+                  <pic:spPr>
+                    <a:xfrm>
+                      <a:off x="0" y="0"/>
+                      <a:ext cx="2887218" cy="3849624"/>
+                    </a:xfrm>
+                    <a:prstGeom prst="rect">
+                      <a:avLst/>
+                    </a:prstGeom>
+                  </pic:spPr>
+                </pic:pic>
+              </a:graphicData>
+            </a:graphic>
+          </wp:inline>
+        </w:drawing>
+      </w:r>
+      <w:r>
+        <w:rPr>
+          <w:rFonts w:ascii="Times New Roman" w:hAnsi="Times New Roman"/>
+          <w:noProof/>
+          <w:color w:val="000000"/>
+          <w:sz w:val="24"/>
+          <w:szCs w:val="24"/>
+        </w:rPr>
+        <w:drawing>
+          <wp:inline distT="0" distB="0" distL="0" distR="0" wp14:anchorId="7C3242D6" wp14:editId="1DAB7937">
+            <wp:extent cx="4051300" cy="3038475"/>
+            <wp:effectExtent l="0" t="0" r="6350" b="9525"/>
+            <wp:docPr id="1881353805" name="Picture 4"/>
+            <wp:cNvGraphicFramePr>
+              <a:graphicFrameLocks xmlns:a="http://schemas.openxmlformats.org/drawingml/2006/main" noChangeAspect="1"/>
+            </wp:cNvGraphicFramePr>
+            <a:graphic xmlns:a="http://schemas.openxmlformats.org/drawingml/2006/main">
+              <a:graphicData uri="http://schemas.openxmlformats.org/drawingml/2006/picture">
+                <pic:pic xmlns:pic="http://schemas.openxmlformats.org/drawingml/2006/picture">
+                  <pic:nvPicPr>
+                    <pic:cNvPr id="1881353805" name="Picture 1881353805"/>
+                    <pic:cNvPicPr/>
+                  </pic:nvPicPr>
+                  <pic:blipFill>
+                    <a:blip r:embed="rId10" cstate="print">
+                      <a:extLst>
+                        <a:ext uri="{28A0092B-C50C-407E-A947-70E740481C1C}">
+                          <a14:useLocalDpi xmlns:a14="http://schemas.microsoft.com/office/drawing/2010/main" val="0"/>
+                        </a:ext>
+                      </a:extLst>
+                    </a:blip>
+                    <a:stretch>
+                      <a:fillRect/>
+                    </a:stretch>
+                  </pic:blipFill>
+                  <pic:spPr>
+                    <a:xfrm>
+                      <a:off x="0" y="0"/>
+                      <a:ext cx="4051300" cy="3038475"/>
+                    </a:xfrm>
+                    <a:prstGeom prst="rect">
+                      <a:avLst/>
+                    </a:prstGeom>
+                  </pic:spPr>
+                </pic:pic>
+              </a:graphicData>
+            </a:graphic>
+          </wp:inline>
+        </w:drawing>
+      </w:r>
+      <w:r>
+        <w:rPr>
+          <w:rFonts w:ascii="Times New Roman" w:hAnsi="Times New Roman"/>
+          <w:noProof/>
+          <w:color w:val="000000"/>
+          <w:sz w:val="24"/>
+          <w:szCs w:val="24"/>
+        </w:rPr>
+        <w:lastRenderedPageBreak/>
+        <w:drawing>
+          <wp:inline distT="0" distB="0" distL="0" distR="0" wp14:anchorId="0CE0FA12" wp14:editId="65C3A55B">
+            <wp:extent cx="4067175" cy="3050381"/>
+            <wp:effectExtent l="0" t="0" r="0" b="0"/>
+            <wp:docPr id="102830746" name="Picture 5"/>
+            <wp:cNvGraphicFramePr>
+              <a:graphicFrameLocks xmlns:a="http://schemas.openxmlformats.org/drawingml/2006/main" noChangeAspect="1"/>
+            </wp:cNvGraphicFramePr>
+            <a:graphic xmlns:a="http://schemas.openxmlformats.org/drawingml/2006/main">
+              <a:graphicData uri="http://schemas.openxmlformats.org/drawingml/2006/picture">
+                <pic:pic xmlns:pic="http://schemas.openxmlformats.org/drawingml/2006/picture">
+                  <pic:nvPicPr>
+                    <pic:cNvPr id="102830746" name="Picture 102830746"/>
+                    <pic:cNvPicPr/>
+                  </pic:nvPicPr>
+                  <pic:blipFill>
+                    <a:blip r:embed="rId11" cstate="print">
+                      <a:extLst>
+                        <a:ext uri="{28A0092B-C50C-407E-A947-70E740481C1C}">
+                          <a14:useLocalDpi xmlns:a14="http://schemas.microsoft.com/office/drawing/2010/main" val="0"/>
+                        </a:ext>
+                      </a:extLst>
+                    </a:blip>
+                    <a:stretch>
+                      <a:fillRect/>
+                    </a:stretch>
+                  </pic:blipFill>
+                  <pic:spPr>
+                    <a:xfrm>
+                      <a:off x="0" y="0"/>
+                      <a:ext cx="4073411" cy="3055058"/>
+                    </a:xfrm>
+                    <a:prstGeom prst="rect">
+                      <a:avLst/>
+                    </a:prstGeom>
+                  </pic:spPr>
+                </pic:pic>
+              </a:graphicData>
+            </a:graphic>
+          </wp:inline>
+        </w:drawing>
       </w:r>
     </w:p>
     <w:p>
@@ -1629,28 +1766,32 @@
         <w:spacing w:after="0" w:line="480" w:lineRule="auto"/>
         <w:rPr>
           <w:rFonts w:ascii="Times New Roman" w:hAnsi="Times New Roman"/>
-          <w:color w:val="000000"/>
-          <w:sz w:val="24"/>
-          <w:szCs w:val="24"/>
-        </w:rPr>
-      </w:pPr>
-      <w:r>
-        <w:rPr>
-          <w:rFonts w:ascii="Aptos" w:hAnsi="Aptos" w:eastAsia="Aptos" w:cs="Aptos"/>
-          <w:color w:val="000000"/>
-          <w:sz w:val="24"/>
-          <w:szCs w:val="24"/>
-        </w:rPr>
-        <w:t/>
-      </w:r>
-      <w:r>
-        <w:rPr>
-          <w:rFonts w:ascii="Aptos" w:hAnsi="Aptos" w:eastAsia="Aptos" w:cs="Aptos"/>
-          <w:color w:val="000000"/>
-          <w:sz w:val="24"/>
-          <w:szCs w:val="24"/>
-        </w:rPr>
-        <w:t>Personnel</w:t>
+          <w:b/>
+          <w:bCs/>
+          <w:color w:val="000000"/>
+          <w:sz w:val="24"/>
+          <w:szCs w:val="24"/>
+        </w:rPr>
+      </w:pPr>
+      <w:r>
+        <w:rPr>
+          <w:b/>
+          <w:bCs/>
+          <w:color w:val="000000"/>
+          <w:sz w:val="24"/>
+          <w:szCs w:val="24"/>
+        </w:rPr>
+        <w:t xml:space="preserve">Football or </w:t>
+      </w:r>
+      <w:r>
+        <w:rPr>
+          <w:b/>
+          <w:bCs/>
+          <w:color w:val="000000"/>
+          <w:sz w:val="24"/>
+          <w:szCs w:val="24"/>
+        </w:rPr>
+        <w:t>Other</w:t>
       </w:r>
     </w:p>
     <w:p>
@@ -1658,64 +1799,22 @@
         <w:spacing w:after="0" w:line="480" w:lineRule="auto"/>
         <w:rPr>
           <w:rFonts w:ascii="Times New Roman" w:hAnsi="Times New Roman"/>
-          <w:color w:val="000000"/>
-          <w:sz w:val="24"/>
-          <w:szCs w:val="24"/>
-        </w:rPr>
-      </w:pPr>
-      <w:r>
-        <w:rPr>
-          <w:rFonts w:ascii="Aptos" w:hAnsi="Aptos" w:eastAsia="Aptos" w:cs="Aptos"/>
-          <w:color w:val="000000"/>
-          <w:sz w:val="24"/>
-          <w:szCs w:val="24"/>
-        </w:rPr>
-        <w:t>One</w:t>
-      </w:r>
-      <w:r>
-        <w:rPr>
-          <w:rFonts w:ascii="Aptos" w:hAnsi="Aptos" w:eastAsia="Aptos" w:cs="Aptos"/>
-          <w:color w:val="000000"/>
-          <w:sz w:val="24"/>
-          <w:szCs w:val="24"/>
-        </w:rPr>
-        <w:t xml:space="preserve"> SP, </w:t>
-      </w:r>
-      <w:r>
-        <w:rPr>
-          <w:rFonts w:ascii="Aptos" w:hAnsi="Aptos" w:eastAsia="Aptos" w:cs="Aptos"/>
-          <w:color w:val="000000"/>
-          <w:sz w:val="24"/>
-          <w:szCs w:val="24"/>
-        </w:rPr>
-        <w:t>one</w:t>
-      </w:r>
-      <w:r>
-        <w:rPr>
-          <w:rFonts w:ascii="Aptos" w:hAnsi="Aptos" w:eastAsia="Aptos" w:cs="Aptos"/>
-          <w:color w:val="000000"/>
-          <w:sz w:val="24"/>
-          <w:szCs w:val="24"/>
-        </w:rPr>
-        <w:t xml:space="preserve"> </w:t>
-      </w:r>
-      <w:r>
-        <w:rPr>
-          <w:rFonts w:ascii="Aptos" w:hAnsi="Aptos" w:eastAsia="Aptos" w:cs="Aptos"/>
-          <w:color w:val="000000"/>
-          <w:sz w:val="24"/>
-          <w:szCs w:val="24"/>
-        </w:rPr>
-        <w:t>p</w:t>
-      </w:r>
-      <w:r>
-        <w:rPr>
-          <w:rFonts w:ascii="Aptos" w:hAnsi="Aptos" w:eastAsia="Aptos" w:cs="Aptos"/>
-          <w:color w:val="000000"/>
-          <w:sz w:val="24"/>
-          <w:szCs w:val="24"/>
-        </w:rPr>
-        <w:t>roctor</w:t>
+          <w:b/>
+          <w:bCs/>
+          <w:color w:val="000000"/>
+          <w:sz w:val="24"/>
+          <w:szCs w:val="24"/>
+        </w:rPr>
+      </w:pPr>
+      <w:r>
+        <w:rPr>
+          <w:b/>
+          <w:bCs/>
+          <w:color w:val="000000"/>
+          <w:sz w:val="24"/>
+          <w:szCs w:val="24"/>
+        </w:rPr>
+        <w:t>Personnel</w:t>
       </w:r>
     </w:p>
     <w:p>
@@ -1730,23 +1829,51 @@
       </w:pPr>
       <w:r>
         <w:rPr>
-          <w:rFonts w:ascii="Aptos" w:hAnsi="Aptos" w:eastAsia="Aptos" w:cs="Aptos"/>
-          <w:color w:val="000000"/>
-          <w:sz w:val="24"/>
-          <w:szCs w:val="24"/>
-        </w:rPr>
-        <w:lastRenderedPageBreak/>
-        <w:t/>
-      </w:r>
-      <w:bookmarkStart w:id="3" w:name="_Hlk220073636"/>
-      <w:r>
-        <w:rPr>
-          <w:rFonts w:ascii="Aptos" w:hAnsi="Aptos" w:eastAsia="Aptos" w:cs="Aptos"/>
-          <w:color w:val="000000"/>
-          <w:sz w:val="24"/>
-          <w:szCs w:val="24"/>
-        </w:rPr>
-        <w:t>Moulage</w:t>
+          <w:color w:val="000000"/>
+          <w:sz w:val="24"/>
+          <w:szCs w:val="24"/>
+        </w:rPr>
+        <w:t>One</w:t>
+      </w:r>
+      <w:r>
+        <w:rPr>
+          <w:color w:val="000000"/>
+          <w:sz w:val="24"/>
+          <w:szCs w:val="24"/>
+        </w:rPr>
+        <w:t xml:space="preserve"> SP, </w:t>
+      </w:r>
+      <w:r>
+        <w:rPr>
+          <w:color w:val="000000"/>
+          <w:sz w:val="24"/>
+          <w:szCs w:val="24"/>
+        </w:rPr>
+        <w:t>one</w:t>
+      </w:r>
+      <w:r>
+        <w:rPr>
+          <w:color w:val="000000"/>
+          <w:sz w:val="24"/>
+          <w:szCs w:val="24"/>
+        </w:rPr>
+        <w:t xml:space="preserve"> </w:t>
+      </w:r>
+      <w:r>
+        <w:rPr>
+          <w:color w:val="000000"/>
+          <w:sz w:val="24"/>
+          <w:szCs w:val="24"/>
+        </w:rPr>
+        <w:t>p</w:t>
+      </w:r>
+      <w:r>
+        <w:rPr>
+          <w:color w:val="000000"/>
+          <w:sz w:val="24"/>
+          <w:szCs w:val="24"/>
+        </w:rPr>
+        <w:t>roctor</w:t>
       </w:r>
     </w:p>
     <w:p>
@@ -1754,14 +1881,37 @@
         <w:spacing w:after="0" w:line="480" w:lineRule="auto"/>
         <w:rPr>
           <w:rFonts w:ascii="Times New Roman" w:hAnsi="Times New Roman"/>
-          <w:color w:val="000000"/>
-          <w:sz w:val="24"/>
-          <w:szCs w:val="24"/>
-        </w:rPr>
-      </w:pPr>
-      <w:r>
-        <w:rPr>
-          <w:rFonts w:ascii="Aptos" w:hAnsi="Aptos" w:eastAsia="Aptos" w:cs="Aptos"/>
+          <w:b/>
+          <w:bCs/>
+          <w:color w:val="000000"/>
+          <w:sz w:val="24"/>
+          <w:szCs w:val="24"/>
+        </w:rPr>
+      </w:pPr>
+      <w:bookmarkStart w:id="0" w:name="_Hlk220073636"/>
+      <w:r>
+        <w:rPr>
+          <w:b/>
+          <w:bCs/>
+          <w:color w:val="000000"/>
+          <w:sz w:val="24"/>
+          <w:szCs w:val="24"/>
+        </w:rPr>
+        <w:t>Moulage</w:t>
+      </w:r>
+    </w:p>
+    <w:p>
+      <w:pPr>
+        <w:spacing w:after="0" w:line="480" w:lineRule="auto"/>
+        <w:rPr>
+          <w:rFonts w:ascii="Times New Roman" w:hAnsi="Times New Roman"/>
+          <w:color w:val="000000"/>
+          <w:sz w:val="24"/>
+          <w:szCs w:val="24"/>
+        </w:rPr>
+      </w:pPr>
+      <w:r>
+        <w:rPr>
           <w:color w:val="000000"/>
           <w:sz w:val="24"/>
           <w:szCs w:val="24"/>
@@ -1770,7 +1920,6 @@
       </w:r>
       <w:r>
         <w:rPr>
-          <w:rFonts w:ascii="Aptos" w:hAnsi="Aptos" w:eastAsia="Aptos" w:cs="Aptos"/>
           <w:color w:val="000000"/>
           <w:sz w:val="24"/>
           <w:szCs w:val="24"/>
@@ -1779,7 +1928,6 @@
       </w:r>
       <w:r>
         <w:rPr>
-          <w:rFonts w:ascii="Aptos" w:hAnsi="Aptos" w:eastAsia="Aptos" w:cs="Aptos"/>
           <w:color w:val="000000"/>
           <w:sz w:val="24"/>
           <w:szCs w:val="24"/>
@@ -1788,7 +1936,6 @@
       </w:r>
       <w:r>
         <w:rPr>
-          <w:rFonts w:ascii="Aptos" w:hAnsi="Aptos" w:eastAsia="Aptos" w:cs="Aptos"/>
           <w:color w:val="000000"/>
           <w:sz w:val="24"/>
           <w:szCs w:val="24"/>
@@ -1797,7 +1944,6 @@
       </w:r>
       <w:r>
         <w:rPr>
-          <w:rFonts w:ascii="Aptos" w:hAnsi="Aptos" w:eastAsia="Aptos" w:cs="Aptos"/>
           <w:i/>
           <w:iCs/>
           <w:color w:val="000000"/>
@@ -1808,7 +1954,6 @@
       </w:r>
       <w:r>
         <w:rPr>
-          <w:rFonts w:ascii="Aptos" w:hAnsi="Aptos" w:eastAsia="Aptos" w:cs="Aptos"/>
           <w:color w:val="000000"/>
           <w:sz w:val="24"/>
           <w:szCs w:val="24"/>
@@ -1817,7 +1962,6 @@
       </w:r>
       <w:r>
         <w:rPr>
-          <w:rFonts w:ascii="Aptos" w:hAnsi="Aptos" w:eastAsia="Aptos" w:cs="Aptos"/>
           <w:color w:val="000000"/>
           <w:sz w:val="24"/>
           <w:szCs w:val="24"/>
@@ -1826,7 +1970,6 @@
       </w:r>
       <w:r>
         <w:rPr>
-          <w:rFonts w:ascii="Aptos" w:hAnsi="Aptos" w:eastAsia="Aptos" w:cs="Aptos"/>
           <w:color w:val="000000"/>
           <w:sz w:val="24"/>
           <w:szCs w:val="24"/>
@@ -1835,7 +1978,6 @@
       </w:r>
       <w:r>
         <w:rPr>
-          <w:rFonts w:ascii="Aptos" w:hAnsi="Aptos" w:eastAsia="Aptos" w:cs="Aptos"/>
           <w:i/>
           <w:iCs/>
           <w:color w:val="000000"/>
@@ -1846,7 +1988,6 @@
       </w:r>
       <w:r>
         <w:rPr>
-          <w:rFonts w:ascii="Aptos" w:hAnsi="Aptos" w:eastAsia="Aptos" w:cs="Aptos"/>
           <w:color w:val="000000"/>
           <w:sz w:val="24"/>
           <w:szCs w:val="24"/>
@@ -1855,17 +1996,15 @@
       </w:r>
       <w:r>
         <w:rPr>
-          <w:rFonts w:ascii="Aptos" w:hAnsi="Aptos" w:eastAsia="Aptos" w:cs="Aptos"/>
           <w:color w:val="000000"/>
           <w:sz w:val="24"/>
           <w:szCs w:val="24"/>
         </w:rPr>
         <w:t xml:space="preserve"> </w:t>
       </w:r>
-      <w:bookmarkEnd w:id="3"/>
-      <w:r>
-        <w:rPr>
-          <w:rFonts w:ascii="Aptos" w:hAnsi="Aptos" w:eastAsia="Aptos" w:cs="Aptos"/>
+      <w:bookmarkEnd w:id="0"/>
+      <w:r>
+        <w:rPr>
           <w:color w:val="000000"/>
           <w:sz w:val="24"/>
           <w:szCs w:val="24"/>
@@ -1874,7 +2013,6 @@
       </w:r>
       <w:r>
         <w:rPr>
-          <w:rFonts w:ascii="Aptos" w:hAnsi="Aptos" w:eastAsia="Aptos" w:cs="Aptos"/>
           <w:color w:val="000000"/>
           <w:sz w:val="24"/>
           <w:szCs w:val="24"/>
@@ -1883,7 +2021,6 @@
       </w:r>
       <w:r>
         <w:rPr>
-          <w:rFonts w:ascii="Aptos" w:hAnsi="Aptos" w:eastAsia="Aptos" w:cs="Aptos"/>
           <w:color w:val="000000"/>
           <w:sz w:val="24"/>
           <w:szCs w:val="24"/>
@@ -1892,7 +2029,6 @@
       </w:r>
       <w:r>
         <w:rPr>
-          <w:rFonts w:ascii="Aptos" w:hAnsi="Aptos" w:eastAsia="Aptos" w:cs="Aptos"/>
           <w:color w:val="000000"/>
           <w:sz w:val="24"/>
           <w:szCs w:val="24"/>
@@ -1901,7 +2037,6 @@
       </w:r>
       <w:r>
         <w:rPr>
-          <w:rFonts w:ascii="Aptos" w:hAnsi="Aptos" w:eastAsia="Aptos" w:cs="Aptos"/>
           <w:color w:val="000000"/>
           <w:sz w:val="24"/>
           <w:szCs w:val="24"/>
@@ -1913,15 +2048,13 @@
       <w:pPr>
         <w:spacing w:after="0" w:line="480" w:lineRule="auto"/>
         <w:rPr>
-          <w:rFonts w:ascii="Times New Roman" w:hAnsi="Times New Roman"/>
-          <w:color w:val="000000"/>
-          <w:sz w:val="24"/>
-          <w:szCs w:val="24"/>
-        </w:rPr>
-      </w:pPr>
-      <w:r>
-        <w:rPr>
-          <w:rFonts w:ascii="Aptos" w:hAnsi="Aptos" w:eastAsia="Aptos" w:cs="Aptos"/>
+          <w:color w:val="000000"/>
+          <w:sz w:val="24"/>
+          <w:szCs w:val="24"/>
+        </w:rPr>
+      </w:pPr>
+      <w:r>
+        <w:rPr>
           <w:b/>
           <w:bCs/>
           <w:color w:val="0A2F41" w:themeColor="accent1" w:themeShade="80"/>
@@ -1933,7 +2066,6 @@
       </w:r>
       <w:r>
         <w:rPr>
-          <w:rFonts w:ascii="Aptos" w:hAnsi="Aptos" w:eastAsia="Aptos" w:cs="Aptos"/>
           <w:color w:val="000000"/>
           <w:sz w:val="24"/>
           <w:szCs w:val="24"/>
@@ -1953,7 +2085,269 @@
       </w:pPr>
       <w:r>
         <w:rPr>
-          <w:rFonts w:ascii="Aptos" w:hAnsi="Aptos" w:eastAsia="Aptos" w:cs="Aptos"/>
+          <w:rFonts w:ascii="Times New Roman" w:hAnsi="Times New Roman"/>
+          <w:noProof/>
+          <w:color w:val="000000"/>
+          <w:sz w:val="24"/>
+          <w:szCs w:val="24"/>
+        </w:rPr>
+        <w:lastRenderedPageBreak/>
+        <w:drawing>
+          <wp:inline distT="0" distB="0" distL="0" distR="0" wp14:anchorId="2CC0DF23" wp14:editId="102F1A41">
+            <wp:extent cx="2886075" cy="3848100"/>
+            <wp:effectExtent l="0" t="0" r="9525" b="0"/>
+            <wp:docPr id="1844268765" name="Picture 6"/>
+            <wp:cNvGraphicFramePr>
+              <a:graphicFrameLocks xmlns:a="http://schemas.openxmlformats.org/drawingml/2006/main" noChangeAspect="1"/>
+            </wp:cNvGraphicFramePr>
+            <a:graphic xmlns:a="http://schemas.openxmlformats.org/drawingml/2006/main">
+              <a:graphicData uri="http://schemas.openxmlformats.org/drawingml/2006/picture">
+                <pic:pic xmlns:pic="http://schemas.openxmlformats.org/drawingml/2006/picture">
+                  <pic:nvPicPr>
+                    <pic:cNvPr id="1844268765" name="Picture 1844268765"/>
+                    <pic:cNvPicPr/>
+                  </pic:nvPicPr>
+                  <pic:blipFill>
+                    <a:blip r:embed="rId12" cstate="print">
+                      <a:extLst>
+                        <a:ext uri="{28A0092B-C50C-407E-A947-70E740481C1C}">
+                          <a14:useLocalDpi xmlns:a14="http://schemas.microsoft.com/office/drawing/2010/main" val="0"/>
+                        </a:ext>
+                      </a:extLst>
+                    </a:blip>
+                    <a:stretch>
+                      <a:fillRect/>
+                    </a:stretch>
+                  </pic:blipFill>
+                  <pic:spPr>
+                    <a:xfrm>
+                      <a:off x="0" y="0"/>
+                      <a:ext cx="2886075" cy="3848100"/>
+                    </a:xfrm>
+                    <a:prstGeom prst="rect">
+                      <a:avLst/>
+                    </a:prstGeom>
+                  </pic:spPr>
+                </pic:pic>
+              </a:graphicData>
+            </a:graphic>
+          </wp:inline>
+        </w:drawing>
+      </w:r>
+      <w:r>
+        <w:rPr>
+          <w:rFonts w:ascii="Times New Roman" w:hAnsi="Times New Roman"/>
+          <w:noProof/>
+          <w:color w:val="000000"/>
+          <w:sz w:val="24"/>
+          <w:szCs w:val="24"/>
+        </w:rPr>
+        <w:drawing>
+          <wp:inline distT="0" distB="0" distL="0" distR="0" wp14:anchorId="42A5D926" wp14:editId="6490558E">
+            <wp:extent cx="2887218" cy="3849624"/>
+            <wp:effectExtent l="0" t="0" r="8890" b="0"/>
+            <wp:docPr id="790137085" name="Picture 7"/>
+            <wp:cNvGraphicFramePr>
+              <a:graphicFrameLocks xmlns:a="http://schemas.openxmlformats.org/drawingml/2006/main" noChangeAspect="1"/>
+            </wp:cNvGraphicFramePr>
+            <a:graphic xmlns:a="http://schemas.openxmlformats.org/drawingml/2006/main">
+              <a:graphicData uri="http://schemas.openxmlformats.org/drawingml/2006/picture">
+                <pic:pic xmlns:pic="http://schemas.openxmlformats.org/drawingml/2006/picture">
+                  <pic:nvPicPr>
+                    <pic:cNvPr id="790137085" name="Picture 790137085"/>
+                    <pic:cNvPicPr/>
+                  </pic:nvPicPr>
+                  <pic:blipFill>
+                    <a:blip r:embed="rId13" cstate="print">
+                      <a:extLst>
+                        <a:ext uri="{28A0092B-C50C-407E-A947-70E740481C1C}">
+                          <a14:useLocalDpi xmlns:a14="http://schemas.microsoft.com/office/drawing/2010/main" val="0"/>
+                        </a:ext>
+                      </a:extLst>
+                    </a:blip>
+                    <a:stretch>
+                      <a:fillRect/>
+                    </a:stretch>
+                  </pic:blipFill>
+                  <pic:spPr>
+                    <a:xfrm>
+                      <a:off x="0" y="0"/>
+                      <a:ext cx="2887218" cy="3849624"/>
+                    </a:xfrm>
+                    <a:prstGeom prst="rect">
+                      <a:avLst/>
+                    </a:prstGeom>
+                  </pic:spPr>
+                </pic:pic>
+              </a:graphicData>
+            </a:graphic>
+          </wp:inline>
+        </w:drawing>
+      </w:r>
+      <w:r>
+        <w:rPr>
+          <w:rFonts w:ascii="Times New Roman" w:hAnsi="Times New Roman"/>
+          <w:noProof/>
+          <w:color w:val="000000"/>
+          <w:sz w:val="24"/>
+          <w:szCs w:val="24"/>
+        </w:rPr>
+        <w:drawing>
+          <wp:inline distT="0" distB="0" distL="0" distR="0" wp14:anchorId="757B455A" wp14:editId="71444ECF">
+            <wp:extent cx="2887218" cy="3849624"/>
+            <wp:effectExtent l="0" t="0" r="8890" b="0"/>
+            <wp:docPr id="1688570705" name="Picture 8"/>
+            <wp:cNvGraphicFramePr>
+              <a:graphicFrameLocks xmlns:a="http://schemas.openxmlformats.org/drawingml/2006/main" noChangeAspect="1"/>
+            </wp:cNvGraphicFramePr>
+            <a:graphic xmlns:a="http://schemas.openxmlformats.org/drawingml/2006/main">
+              <a:graphicData uri="http://schemas.openxmlformats.org/drawingml/2006/picture">
+                <pic:pic xmlns:pic="http://schemas.openxmlformats.org/drawingml/2006/picture">
+                  <pic:nvPicPr>
+                    <pic:cNvPr id="1688570705" name="Picture 1688570705"/>
+                    <pic:cNvPicPr/>
+                  </pic:nvPicPr>
+                  <pic:blipFill>
+                    <a:blip r:embed="rId14" cstate="print">
+                      <a:extLst>
+                        <a:ext uri="{28A0092B-C50C-407E-A947-70E740481C1C}">
+                          <a14:useLocalDpi xmlns:a14="http://schemas.microsoft.com/office/drawing/2010/main" val="0"/>
+                        </a:ext>
+                      </a:extLst>
+                    </a:blip>
+                    <a:stretch>
+                      <a:fillRect/>
+                    </a:stretch>
+                  </pic:blipFill>
+                  <pic:spPr>
+                    <a:xfrm>
+                      <a:off x="0" y="0"/>
+                      <a:ext cx="2887218" cy="3849624"/>
+                    </a:xfrm>
+                    <a:prstGeom prst="rect">
+                      <a:avLst/>
+                    </a:prstGeom>
+                  </pic:spPr>
+                </pic:pic>
+              </a:graphicData>
+            </a:graphic>
+          </wp:inline>
+        </w:drawing>
+      </w:r>
+      <w:r>
+        <w:rPr>
+          <w:rFonts w:ascii="Times New Roman" w:hAnsi="Times New Roman"/>
+          <w:noProof/>
+          <w:color w:val="000000"/>
+          <w:sz w:val="24"/>
+          <w:szCs w:val="24"/>
+        </w:rPr>
+        <w:drawing>
+          <wp:inline distT="0" distB="0" distL="0" distR="0" wp14:anchorId="5C1D0487" wp14:editId="2EFB143E">
+            <wp:extent cx="2887218" cy="3849624"/>
+            <wp:effectExtent l="0" t="0" r="8890" b="0"/>
+            <wp:docPr id="1946469244" name="Picture 9"/>
+            <wp:cNvGraphicFramePr>
+              <a:graphicFrameLocks xmlns:a="http://schemas.openxmlformats.org/drawingml/2006/main" noChangeAspect="1"/>
+            </wp:cNvGraphicFramePr>
+            <a:graphic xmlns:a="http://schemas.openxmlformats.org/drawingml/2006/main">
+              <a:graphicData uri="http://schemas.openxmlformats.org/drawingml/2006/picture">
+                <pic:pic xmlns:pic="http://schemas.openxmlformats.org/drawingml/2006/picture">
+                  <pic:nvPicPr>
+                    <pic:cNvPr id="1946469244" name="Picture 1946469244"/>
+                    <pic:cNvPicPr/>
+                  </pic:nvPicPr>
+                  <pic:blipFill>
+                    <a:blip r:embed="rId15" cstate="print">
+                      <a:extLst>
+                        <a:ext uri="{28A0092B-C50C-407E-A947-70E740481C1C}">
+                          <a14:useLocalDpi xmlns:a14="http://schemas.microsoft.com/office/drawing/2010/main" val="0"/>
+                        </a:ext>
+                      </a:extLst>
+                    </a:blip>
+                    <a:stretch>
+                      <a:fillRect/>
+                    </a:stretch>
+                  </pic:blipFill>
+                  <pic:spPr>
+                    <a:xfrm>
+                      <a:off x="0" y="0"/>
+                      <a:ext cx="2887218" cy="3849624"/>
+                    </a:xfrm>
+                    <a:prstGeom prst="rect">
+                      <a:avLst/>
+                    </a:prstGeom>
+                  </pic:spPr>
+                </pic:pic>
+              </a:graphicData>
+            </a:graphic>
+          </wp:inline>
+        </w:drawing>
+      </w:r>
+      <w:r>
+        <w:rPr>
+          <w:rFonts w:ascii="Times New Roman" w:hAnsi="Times New Roman"/>
+          <w:noProof/>
+          <w:color w:val="000000"/>
+          <w:sz w:val="24"/>
+          <w:szCs w:val="24"/>
+        </w:rPr>
+        <w:lastRenderedPageBreak/>
+        <w:drawing>
+          <wp:inline distT="0" distB="0" distL="0" distR="0" wp14:anchorId="672E5BA9" wp14:editId="617C6A03">
+            <wp:extent cx="2887218" cy="3849624"/>
+            <wp:effectExtent l="0" t="0" r="8890" b="0"/>
+            <wp:docPr id="1296822384" name="Picture 10"/>
+            <wp:cNvGraphicFramePr>
+              <a:graphicFrameLocks xmlns:a="http://schemas.openxmlformats.org/drawingml/2006/main" noChangeAspect="1"/>
+            </wp:cNvGraphicFramePr>
+            <a:graphic xmlns:a="http://schemas.openxmlformats.org/drawingml/2006/main">
+              <a:graphicData uri="http://schemas.openxmlformats.org/drawingml/2006/picture">
+                <pic:pic xmlns:pic="http://schemas.openxmlformats.org/drawingml/2006/picture">
+                  <pic:nvPicPr>
+                    <pic:cNvPr id="1296822384" name="Picture 1296822384"/>
+                    <pic:cNvPicPr/>
+                  </pic:nvPicPr>
+                  <pic:blipFill>
+                    <a:blip r:embed="rId16" cstate="print">
+                      <a:extLst>
+                        <a:ext uri="{28A0092B-C50C-407E-A947-70E740481C1C}">
+                          <a14:useLocalDpi xmlns:a14="http://schemas.microsoft.com/office/drawing/2010/main" val="0"/>
+                        </a:ext>
+                      </a:extLst>
+                    </a:blip>
+                    <a:stretch>
+                      <a:fillRect/>
+                    </a:stretch>
+                  </pic:blipFill>
+                  <pic:spPr>
+                    <a:xfrm>
+                      <a:off x="0" y="0"/>
+                      <a:ext cx="2887218" cy="3849624"/>
+                    </a:xfrm>
+                    <a:prstGeom prst="rect">
+                      <a:avLst/>
+                    </a:prstGeom>
+                  </pic:spPr>
+                </pic:pic>
+              </a:graphicData>
+            </a:graphic>
+          </wp:inline>
+        </w:drawing>
+      </w:r>
+    </w:p>
+    <w:p>
+      <w:pPr>
+        <w:spacing w:after="0" w:line="480" w:lineRule="auto"/>
+        <w:rPr>
+          <w:rFonts w:ascii="Times New Roman" w:hAnsi="Times New Roman"/>
+          <w:color w:val="000000"/>
+          <w:sz w:val="24"/>
+          <w:szCs w:val="24"/>
+        </w:rPr>
+      </w:pPr>
+      <w:r>
+        <w:rPr>
           <w:b/>
           <w:bCs/>
           <w:color w:val="000000"/>
@@ -1964,7 +2358,6 @@
       </w:r>
       <w:r>
         <w:rPr>
-          <w:rFonts w:ascii="Aptos" w:hAnsi="Aptos" w:eastAsia="Aptos" w:cs="Aptos"/>
           <w:b/>
           <w:bCs/>
           <w:color w:val="000000"/>
@@ -1975,7 +2368,6 @@
       </w:r>
       <w:r>
         <w:rPr>
-          <w:rFonts w:ascii="Aptos" w:hAnsi="Aptos" w:eastAsia="Aptos" w:cs="Aptos"/>
           <w:b/>
           <w:bCs/>
           <w:color w:val="000000"/>
@@ -1986,7 +2378,6 @@
       </w:r>
       <w:r>
         <w:rPr>
-          <w:rFonts w:ascii="Aptos" w:hAnsi="Aptos" w:eastAsia="Aptos" w:cs="Aptos"/>
           <w:b/>
           <w:bCs/>
           <w:color w:val="000000"/>
@@ -1997,7 +2388,6 @@
       </w:r>
       <w:r>
         <w:rPr>
-          <w:rFonts w:ascii="Aptos" w:hAnsi="Aptos" w:eastAsia="Aptos" w:cs="Aptos"/>
           <w:color w:val="000000"/>
           <w:sz w:val="24"/>
           <w:szCs w:val="24"/>
@@ -2006,7 +2396,6 @@
       </w:r>
       <w:r>
         <w:rPr>
-          <w:rFonts w:ascii="Aptos" w:hAnsi="Aptos" w:eastAsia="Aptos" w:cs="Aptos"/>
           <w:color w:val="000000"/>
           <w:sz w:val="24"/>
           <w:szCs w:val="24"/>
@@ -2015,7 +2404,6 @@
       </w:r>
       <w:r>
         <w:rPr>
-          <w:rFonts w:ascii="Aptos" w:hAnsi="Aptos" w:eastAsia="Aptos" w:cs="Aptos"/>
           <w:color w:val="000000"/>
           <w:sz w:val="24"/>
           <w:szCs w:val="24"/>
@@ -2024,7 +2412,6 @@
       </w:r>
       <w:r>
         <w:rPr>
-          <w:rFonts w:ascii="Aptos" w:hAnsi="Aptos" w:eastAsia="Aptos" w:cs="Aptos"/>
           <w:color w:val="000000"/>
           <w:sz w:val="24"/>
           <w:szCs w:val="24"/>
@@ -2033,7 +2420,6 @@
       </w:r>
       <w:r>
         <w:rPr>
-          <w:rFonts w:ascii="Aptos" w:hAnsi="Aptos" w:eastAsia="Aptos" w:cs="Aptos"/>
           <w:color w:val="000000"/>
           <w:sz w:val="24"/>
           <w:szCs w:val="24"/>
@@ -2042,7 +2428,6 @@
       </w:r>
       <w:r>
         <w:rPr>
-          <w:rFonts w:ascii="Aptos" w:hAnsi="Aptos" w:eastAsia="Aptos" w:cs="Aptos"/>
           <w:color w:val="000000"/>
           <w:sz w:val="24"/>
           <w:szCs w:val="24"/>
@@ -2051,7 +2436,6 @@
       </w:r>
       <w:r>
         <w:rPr>
-          <w:rFonts w:ascii="Aptos" w:hAnsi="Aptos" w:eastAsia="Aptos" w:cs="Aptos"/>
           <w:color w:val="000000"/>
           <w:sz w:val="24"/>
           <w:szCs w:val="24"/>
@@ -2060,7 +2444,6 @@
       </w:r>
       <w:r>
         <w:rPr>
-          <w:rFonts w:ascii="Aptos" w:hAnsi="Aptos" w:eastAsia="Aptos" w:cs="Aptos"/>
           <w:color w:val="000000"/>
           <w:sz w:val="24"/>
           <w:szCs w:val="24"/>
@@ -2069,7 +2452,6 @@
       </w:r>
       <w:r>
         <w:rPr>
-          <w:rFonts w:ascii="Aptos" w:hAnsi="Aptos" w:eastAsia="Aptos" w:cs="Aptos"/>
           <w:color w:val="000000"/>
           <w:sz w:val="24"/>
           <w:szCs w:val="24"/>
@@ -2078,7 +2460,7 @@
       </w:r>
     </w:p>
     <w:sectPr>
-      <w:footerReference w:type="default" r:id="rId9"/>
+      <w:footerReference w:type="default" r:id="rId17"/>
       <w:pgSz w:w="12240" w:h="15840"/>
       <w:pgMar w:top="1440" w:right="1440" w:bottom="1440" w:left="1440" w:header="706" w:footer="706" w:gutter="0"/>
       <w:cols w:space="720"/>
@@ -2089,7 +2471,7 @@
 </file>
 
 <file path=word/endnotes.xml><?xml version="1.0" encoding="utf-8"?>
-<w:endnotes xmlns:wpc="http://schemas.microsoft.com/office/word/2010/wordprocessingCanvas" xmlns:cx="http://schemas.microsoft.com/office/drawing/2014/chartex" xmlns:cx1="http://schemas.microsoft.com/office/drawing/2015/9/8/chartex" xmlns:cx2="http://schemas.microsoft.com/office/drawing/2015/10/21/chartex" xmlns:cx3="http://schemas.microsoft.com/office/drawing/2016/5/9/chartex" xmlns:cx4="http://schemas.microsoft.com/office/drawing/2016/5/10/chartex" xmlns:cx5="http://schemas.microsoft.com/office/drawing/2016/5/11/chartex" xmlns:cx6="http://schemas.microsoft.com/office/drawing/2016/5/12/chartex" xmlns:cx7="http://schemas.microsoft.com/office/drawing/2016/5/13/chartex" xmlns:cx8="http://schemas.microsoft.com/office/drawing/2016/5/14/chartex" xmlns:mc="http://schemas.openxmlformats.org/markup-compatibility/2006" xmlns:aink="http://schemas.microsoft.com/office/drawing/2016/ink" xmlns:am3d="http://schemas.microsoft.com/office/drawing/2017/model3d" xmlns:o="urn:schemas-microsoft-com:office:office" xmlns:oel="http://schemas.microsoft.com/office/2019/extlst" xmlns:r="http://schemas.openxmlformats.org/officeDocument/2006/relationships" xmlns:m="http://schemas.openxmlformats.org/officeDocument/2006/math" xmlns:v="urn:schemas-microsoft-com:vml" xmlns:wp14="http://schemas.microsoft.com/office/word/2010/wordprocessingDrawing" xmlns:wp="http://schemas.openxmlformats.org/drawingml/2006/wordprocessingDrawing" xmlns:w10="urn:schemas-microsoft-com:office:word" xmlns:w="http://schemas.openxmlformats.org/wordprocessingml/2006/main" xmlns:w14="http://schemas.microsoft.com/office/word/2010/wordml" xmlns:w15="http://schemas.microsoft.com/office/word/2012/wordml" xmlns:w16cei="http://schemas.microsoft.com/office/word/2026/wordml/cei" xmlns:w16cex="http://schemas.microsoft.com/office/word/2018/wordml/cex" xmlns:w16cid="http://schemas.microsoft.com/office/word/2016/wordml/cid" xmlns:w16="http://schemas.microsoft.com/office/word/2018/wordml" xmlns:w16du="http://schemas.microsoft.com/office/word/2023/wordml/word16du" xmlns:w16sdtdh="http://schemas.microsoft.com/office/word/2020/wordml/sdtdatahash" xmlns:w16sdtfl="http://schemas.microsoft.com/office/word/2024/wordml/sdtformatlock" xmlns:w16se="http://schemas.microsoft.com/office/word/2015/wordml/symex" xmlns:wpg="http://schemas.microsoft.com/office/word/2010/wordprocessingGroup" xmlns:wpi="http://schemas.microsoft.com/office/word/2010/wordprocessingInk" xmlns:wne="http://schemas.microsoft.com/office/word/2006/wordml" xmlns:wps="http://schemas.microsoft.com/office/word/2010/wordprocessingShape" mc:Ignorable="w14 w15 w16se w16cid w16 w16cex w16sdtdh w16sdtfl w16du wp14">
+<w:endnotes xmlns:wpc="http://schemas.microsoft.com/office/word/2010/wordprocessingCanvas" xmlns:cx="http://schemas.microsoft.com/office/drawing/2014/chartex" xmlns:cx1="http://schemas.microsoft.com/office/drawing/2015/9/8/chartex" xmlns:cx2="http://schemas.microsoft.com/office/drawing/2015/10/21/chartex" xmlns:cx3="http://schemas.microsoft.com/office/drawing/2016/5/9/chartex" xmlns:cx4="http://schemas.microsoft.com/office/drawing/2016/5/10/chartex" xmlns:cx5="http://schemas.microsoft.com/office/drawing/2016/5/11/chartex" xmlns:cx6="http://schemas.microsoft.com/office/drawing/2016/5/12/chartex" xmlns:cx7="http://schemas.microsoft.com/office/drawing/2016/5/13/chartex" xmlns:cx8="http://schemas.microsoft.com/office/drawing/2016/5/14/chartex" xmlns:mc="http://schemas.openxmlformats.org/markup-compatibility/2006" xmlns:aink="http://schemas.microsoft.com/office/drawing/2016/ink" xmlns:am3d="http://schemas.microsoft.com/office/drawing/2017/model3d" xmlns:o="urn:schemas-microsoft-com:office:office" xmlns:oel="http://schemas.microsoft.com/office/2019/extlst" xmlns:r="http://schemas.openxmlformats.org/officeDocument/2006/relationships" xmlns:m="http://schemas.openxmlformats.org/officeDocument/2006/math" xmlns:v="urn:schemas-microsoft-com:vml" xmlns:wp14="http://schemas.microsoft.com/office/word/2010/wordprocessingDrawing" xmlns:wp="http://schemas.openxmlformats.org/drawingml/2006/wordprocessingDrawing" xmlns:w10="urn:schemas-microsoft-com:office:word" xmlns:w="http://schemas.openxmlformats.org/wordprocessingml/2006/main" xmlns:w14="http://schemas.microsoft.com/office/word/2010/wordml" xmlns:w15="http://schemas.microsoft.com/office/word/2012/wordml" xmlns:w16cex="http://schemas.microsoft.com/office/word/2018/wordml/cex" xmlns:w16cid="http://schemas.microsoft.com/office/word/2016/wordml/cid" xmlns:w16="http://schemas.microsoft.com/office/word/2018/wordml" xmlns:w16du="http://schemas.microsoft.com/office/word/2023/wordml/word16du" xmlns:w16sdtdh="http://schemas.microsoft.com/office/word/2020/wordml/sdtdatahash" xmlns:w16sdtfl="http://schemas.microsoft.com/office/word/2024/wordml/sdtformatlock" xmlns:w16se="http://schemas.microsoft.com/office/word/2015/wordml/symex" xmlns:wpg="http://schemas.microsoft.com/office/word/2010/wordprocessingGroup" xmlns:wpi="http://schemas.microsoft.com/office/word/2010/wordprocessingInk" xmlns:wne="http://schemas.microsoft.com/office/word/2006/wordml" xmlns:wps="http://schemas.microsoft.com/office/word/2010/wordprocessingShape" mc:Ignorable="w14 w15 w16se w16cid w16 w16cex w16sdtdh w16sdtfl w16du wp14">
   <w:endnote w:type="separator" w:id="-1">
     <w:p>
       <w:pPr>
@@ -2114,22 +2496,19 @@
 </file>
 
 <file path=word/footer1.xml><?xml version="1.0" encoding="utf-8"?>
-<w:ftr xmlns:m="http://schemas.openxmlformats.org/officeDocument/2006/math" xmlns:mc="http://schemas.openxmlformats.org/markup-compatibility/2006" xmlns:mo="http://schemas.microsoft.com/office/mac/office/2008/main" xmlns:mv="urn:schemas-microsoft-com:mac:vml" xmlns:o="urn:schemas-microsoft-com:office:office" xmlns:r="http://schemas.openxmlformats.org/officeDocument/2006/relationships" xmlns:v="urn:schemas-microsoft-com:vml" xmlns:w10="urn:schemas-microsoft-com:office:word" xmlns:w14="http://schemas.microsoft.com/office/word/2010/wordml" xmlns:w="http://schemas.openxmlformats.org/wordprocessingml/2006/main" xmlns:wne="http://schemas.microsoft.com/office/word/2006/wordml" xmlns:wp14="http://schemas.microsoft.com/office/word/2010/wordprocessingDrawing" xmlns:wp="http://schemas.openxmlformats.org/drawingml/2006/wordprocessingDrawing" xmlns:wpc="http://schemas.microsoft.com/office/word/2010/wordprocessingCanvas" xmlns:wpg="http://schemas.microsoft.com/office/word/2010/wordprocessingGroup" xmlns:wpi="http://schemas.microsoft.com/office/word/2010/wordprocessingInk" xmlns:wps="http://schemas.microsoft.com/office/word/2010/wordprocessingShape" mc:Ignorable="w14 wp14">
+<w:ftr xmlns:wpc="http://schemas.microsoft.com/office/word/2010/wordprocessingCanvas" xmlns:cx="http://schemas.microsoft.com/office/drawing/2014/chartex" xmlns:cx1="http://schemas.microsoft.com/office/drawing/2015/9/8/chartex" xmlns:cx2="http://schemas.microsoft.com/office/drawing/2015/10/21/chartex" xmlns:cx3="http://schemas.microsoft.com/office/drawing/2016/5/9/chartex" xmlns:cx4="http://schemas.microsoft.com/office/drawing/2016/5/10/chartex" xmlns:cx5="http://schemas.microsoft.com/office/drawing/2016/5/11/chartex" xmlns:cx6="http://schemas.microsoft.com/office/drawing/2016/5/12/chartex" xmlns:cx7="http://schemas.microsoft.com/office/drawing/2016/5/13/chartex" xmlns:cx8="http://schemas.microsoft.com/office/drawing/2016/5/14/chartex" xmlns:mc="http://schemas.openxmlformats.org/markup-compatibility/2006" xmlns:aink="http://schemas.microsoft.com/office/drawing/2016/ink" xmlns:am3d="http://schemas.microsoft.com/office/drawing/2017/model3d" xmlns:o="urn:schemas-microsoft-com:office:office" xmlns:oel="http://schemas.microsoft.com/office/2019/extlst" xmlns:r="http://schemas.openxmlformats.org/officeDocument/2006/relationships" xmlns:m="http://schemas.openxmlformats.org/officeDocument/2006/math" xmlns:v="urn:schemas-microsoft-com:vml" xmlns:wp14="http://schemas.microsoft.com/office/word/2010/wordprocessingDrawing" xmlns:wp="http://schemas.openxmlformats.org/drawingml/2006/wordprocessingDrawing" xmlns:w10="urn:schemas-microsoft-com:office:word" xmlns:w="http://schemas.openxmlformats.org/wordprocessingml/2006/main" xmlns:w14="http://schemas.microsoft.com/office/word/2010/wordml" xmlns:w15="http://schemas.microsoft.com/office/word/2012/wordml" xmlns:w16cex="http://schemas.microsoft.com/office/word/2018/wordml/cex" xmlns:w16cid="http://schemas.microsoft.com/office/word/2016/wordml/cid" xmlns:w16="http://schemas.microsoft.com/office/word/2018/wordml" xmlns:w16du="http://schemas.microsoft.com/office/word/2023/wordml/word16du" xmlns:w16sdtdh="http://schemas.microsoft.com/office/word/2020/wordml/sdtdatahash" xmlns:w16sdtfl="http://schemas.microsoft.com/office/word/2024/wordml/sdtformatlock" xmlns:w16se="http://schemas.microsoft.com/office/word/2015/wordml/symex" xmlns:wpg="http://schemas.microsoft.com/office/word/2010/wordprocessingGroup" xmlns:wpi="http://schemas.microsoft.com/office/word/2010/wordprocessingInk" xmlns:wne="http://schemas.microsoft.com/office/word/2006/wordml" xmlns:wps="http://schemas.microsoft.com/office/word/2010/wordprocessingShape" mc:Ignorable="w14 w15 w16se w16cid w16 w16cex w16sdtdh w16sdtfl w16du wp14">
   <w:p>
     <w:pPr>
-      <w:spacing w:line="240" w:lineRule="auto" w:before="0" w:after="0"/>
-      <w:jc w:val="left"/>
+      <w:spacing w:after="0" w:line="240" w:lineRule="auto"/>
     </w:pPr>
     <w:r>
       <w:rPr>
-        <w:rFonts w:ascii="Aptos" w:hAnsi="Aptos" w:eastAsia="Aptos" w:cs="Aptos"/>
         <w:sz w:val="18"/>
       </w:rPr>
       <w:t xml:space="preserve">From J.M. Larson and H.L. Stedge, </w:t>
     </w:r>
     <w:r>
       <w:rPr>
-        <w:rFonts w:ascii="Aptos" w:hAnsi="Aptos" w:eastAsia="Aptos" w:cs="Aptos"/>
         <w:i/>
         <w:sz w:val="18"/>
       </w:rPr>
@@ -2137,7 +2516,6 @@
     </w:r>
     <w:r>
       <w:rPr>
-        <w:rFonts w:ascii="Aptos" w:hAnsi="Aptos" w:eastAsia="Aptos" w:cs="Aptos"/>
         <w:sz w:val="18"/>
       </w:rPr>
       <w:t xml:space="preserve"> (Human Kinetics, 2027).</w:t>
@@ -2147,7 +2525,7 @@
 </file>
 
 <file path=word/footnotes.xml><?xml version="1.0" encoding="utf-8"?>
-<w:footnotes xmlns:wpc="http://schemas.microsoft.com/office/word/2010/wordprocessingCanvas" xmlns:cx="http://schemas.microsoft.com/office/drawing/2014/chartex" xmlns:cx1="http://schemas.microsoft.com/office/drawing/2015/9/8/chartex" xmlns:cx2="http://schemas.microsoft.com/office/drawing/2015/10/21/chartex" xmlns:cx3="http://schemas.microsoft.com/office/drawing/2016/5/9/chartex" xmlns:cx4="http://schemas.microsoft.com/office/drawing/2016/5/10/chartex" xmlns:cx5="http://schemas.microsoft.com/office/drawing/2016/5/11/chartex" xmlns:cx6="http://schemas.microsoft.com/office/drawing/2016/5/12/chartex" xmlns:cx7="http://schemas.microsoft.com/office/drawing/2016/5/13/chartex" xmlns:cx8="http://schemas.microsoft.com/office/drawing/2016/5/14/chartex" xmlns:mc="http://schemas.openxmlformats.org/markup-compatibility/2006" xmlns:aink="http://schemas.microsoft.com/office/drawing/2016/ink" xmlns:am3d="http://schemas.microsoft.com/office/drawing/2017/model3d" xmlns:o="urn:schemas-microsoft-com:office:office" xmlns:oel="http://schemas.microsoft.com/office/2019/extlst" xmlns:r="http://schemas.openxmlformats.org/officeDocument/2006/relationships" xmlns:m="http://schemas.openxmlformats.org/officeDocument/2006/math" xmlns:v="urn:schemas-microsoft-com:vml" xmlns:wp14="http://schemas.microsoft.com/office/word/2010/wordprocessingDrawing" xmlns:wp="http://schemas.openxmlformats.org/drawingml/2006/wordprocessingDrawing" xmlns:w10="urn:schemas-microsoft-com:office:word" xmlns:w="http://schemas.openxmlformats.org/wordprocessingml/2006/main" xmlns:w14="http://schemas.microsoft.com/office/word/2010/wordml" xmlns:w15="http://schemas.microsoft.com/office/word/2012/wordml" xmlns:w16cei="http://schemas.microsoft.com/office/word/2026/wordml/cei" xmlns:w16cex="http://schemas.microsoft.com/office/word/2018/wordml/cex" xmlns:w16cid="http://schemas.microsoft.com/office/word/2016/wordml/cid" xmlns:w16="http://schemas.microsoft.com/office/word/2018/wordml" xmlns:w16du="http://schemas.microsoft.com/office/word/2023/wordml/word16du" xmlns:w16sdtdh="http://schemas.microsoft.com/office/word/2020/wordml/sdtdatahash" xmlns:w16sdtfl="http://schemas.microsoft.com/office/word/2024/wordml/sdtformatlock" xmlns:w16se="http://schemas.microsoft.com/office/word/2015/wordml/symex" xmlns:wpg="http://schemas.microsoft.com/office/word/2010/wordprocessingGroup" xmlns:wpi="http://schemas.microsoft.com/office/word/2010/wordprocessingInk" xmlns:wne="http://schemas.microsoft.com/office/word/2006/wordml" xmlns:wps="http://schemas.microsoft.com/office/word/2010/wordprocessingShape" mc:Ignorable="w14 w15 w16se w16cid w16 w16cex w16sdtdh w16sdtfl w16du wp14">
+<w:footnotes xmlns:wpc="http://schemas.microsoft.com/office/word/2010/wordprocessingCanvas" xmlns:cx="http://schemas.microsoft.com/office/drawing/2014/chartex" xmlns:cx1="http://schemas.microsoft.com/office/drawing/2015/9/8/chartex" xmlns:cx2="http://schemas.microsoft.com/office/drawing/2015/10/21/chartex" xmlns:cx3="http://schemas.microsoft.com/office/drawing/2016/5/9/chartex" xmlns:cx4="http://schemas.microsoft.com/office/drawing/2016/5/10/chartex" xmlns:cx5="http://schemas.microsoft.com/office/drawing/2016/5/11/chartex" xmlns:cx6="http://schemas.microsoft.com/office/drawing/2016/5/12/chartex" xmlns:cx7="http://schemas.microsoft.com/office/drawing/2016/5/13/chartex" xmlns:cx8="http://schemas.microsoft.com/office/drawing/2016/5/14/chartex" xmlns:mc="http://schemas.openxmlformats.org/markup-compatibility/2006" xmlns:aink="http://schemas.microsoft.com/office/drawing/2016/ink" xmlns:am3d="http://schemas.microsoft.com/office/drawing/2017/model3d" xmlns:o="urn:schemas-microsoft-com:office:office" xmlns:oel="http://schemas.microsoft.com/office/2019/extlst" xmlns:r="http://schemas.openxmlformats.org/officeDocument/2006/relationships" xmlns:m="http://schemas.openxmlformats.org/officeDocument/2006/math" xmlns:v="urn:schemas-microsoft-com:vml" xmlns:wp14="http://schemas.microsoft.com/office/word/2010/wordprocessingDrawing" xmlns:wp="http://schemas.openxmlformats.org/drawingml/2006/wordprocessingDrawing" xmlns:w10="urn:schemas-microsoft-com:office:word" xmlns:w="http://schemas.openxmlformats.org/wordprocessingml/2006/main" xmlns:w14="http://schemas.microsoft.com/office/word/2010/wordml" xmlns:w15="http://schemas.microsoft.com/office/word/2012/wordml" xmlns:w16cex="http://schemas.microsoft.com/office/word/2018/wordml/cex" xmlns:w16cid="http://schemas.microsoft.com/office/word/2016/wordml/cid" xmlns:w16="http://schemas.microsoft.com/office/word/2018/wordml" xmlns:w16du="http://schemas.microsoft.com/office/word/2023/wordml/word16du" xmlns:w16sdtdh="http://schemas.microsoft.com/office/word/2020/wordml/sdtdatahash" xmlns:w16sdtfl="http://schemas.microsoft.com/office/word/2024/wordml/sdtformatlock" xmlns:w16se="http://schemas.microsoft.com/office/word/2015/wordml/symex" xmlns:wpg="http://schemas.microsoft.com/office/word/2010/wordprocessingGroup" xmlns:wpi="http://schemas.microsoft.com/office/word/2010/wordprocessingInk" xmlns:wne="http://schemas.microsoft.com/office/word/2006/wordml" xmlns:wps="http://schemas.microsoft.com/office/word/2010/wordprocessingShape" mc:Ignorable="w14 w15 w16se w16cid w16 w16cex w16sdtdh w16sdtfl w16du wp14">
   <w:footnote w:type="separator" w:id="-1">
     <w:p>
       <w:pPr>
@@ -2172,7 +2550,7 @@
 </file>
 
 <file path=word/numbering.xml><?xml version="1.0" encoding="utf-8"?>
-<w:numbering xmlns:wpc="http://schemas.microsoft.com/office/word/2010/wordprocessingCanvas" xmlns:cx="http://schemas.microsoft.com/office/drawing/2014/chartex" xmlns:cx1="http://schemas.microsoft.com/office/drawing/2015/9/8/chartex" xmlns:cx2="http://schemas.microsoft.com/office/drawing/2015/10/21/chartex" xmlns:cx3="http://schemas.microsoft.com/office/drawing/2016/5/9/chartex" xmlns:cx4="http://schemas.microsoft.com/office/drawing/2016/5/10/chartex" xmlns:cx5="http://schemas.microsoft.com/office/drawing/2016/5/11/chartex" xmlns:cx6="http://schemas.microsoft.com/office/drawing/2016/5/12/chartex" xmlns:cx7="http://schemas.microsoft.com/office/drawing/2016/5/13/chartex" xmlns:cx8="http://schemas.microsoft.com/office/drawing/2016/5/14/chartex" xmlns:mc="http://schemas.openxmlformats.org/markup-compatibility/2006" xmlns:aink="http://schemas.microsoft.com/office/drawing/2016/ink" xmlns:am3d="http://schemas.microsoft.com/office/drawing/2017/model3d" xmlns:o="urn:schemas-microsoft-com:office:office" xmlns:oel="http://schemas.microsoft.com/office/2019/extlst" xmlns:r="http://schemas.openxmlformats.org/officeDocument/2006/relationships" xmlns:m="http://schemas.openxmlformats.org/officeDocument/2006/math" xmlns:v="urn:schemas-microsoft-com:vml" xmlns:wp14="http://schemas.microsoft.com/office/word/2010/wordprocessingDrawing" xmlns:wp="http://schemas.openxmlformats.org/drawingml/2006/wordprocessingDrawing" xmlns:w10="urn:schemas-microsoft-com:office:word" xmlns:w="http://schemas.openxmlformats.org/wordprocessingml/2006/main" xmlns:w14="http://schemas.microsoft.com/office/word/2010/wordml" xmlns:w15="http://schemas.microsoft.com/office/word/2012/wordml" xmlns:w16cei="http://schemas.microsoft.com/office/word/2026/wordml/cei" xmlns:w16cex="http://schemas.microsoft.com/office/word/2018/wordml/cex" xmlns:w16cid="http://schemas.microsoft.com/office/word/2016/wordml/cid" xmlns:w16="http://schemas.microsoft.com/office/word/2018/wordml" xmlns:w16du="http://schemas.microsoft.com/office/word/2023/wordml/word16du" xmlns:w16sdtdh="http://schemas.microsoft.com/office/word/2020/wordml/sdtdatahash" xmlns:w16sdtfl="http://schemas.microsoft.com/office/word/2024/wordml/sdtformatlock" xmlns:w16se="http://schemas.microsoft.com/office/word/2015/wordml/symex" xmlns:wpg="http://schemas.microsoft.com/office/word/2010/wordprocessingGroup" xmlns:wpi="http://schemas.microsoft.com/office/word/2010/wordprocessingInk" xmlns:wne="http://schemas.microsoft.com/office/word/2006/wordml" xmlns:wps="http://schemas.microsoft.com/office/word/2010/wordprocessingShape" mc:Ignorable="w14 w15 w16se w16cid w16 w16cex w16sdtdh w16sdtfl w16du wp14">
+<w:numbering xmlns:wpc="http://schemas.microsoft.com/office/word/2010/wordprocessingCanvas" xmlns:cx="http://schemas.microsoft.com/office/drawing/2014/chartex" xmlns:cx1="http://schemas.microsoft.com/office/drawing/2015/9/8/chartex" xmlns:cx2="http://schemas.microsoft.com/office/drawing/2015/10/21/chartex" xmlns:cx3="http://schemas.microsoft.com/office/drawing/2016/5/9/chartex" xmlns:cx4="http://schemas.microsoft.com/office/drawing/2016/5/10/chartex" xmlns:cx5="http://schemas.microsoft.com/office/drawing/2016/5/11/chartex" xmlns:cx6="http://schemas.microsoft.com/office/drawing/2016/5/12/chartex" xmlns:cx7="http://schemas.microsoft.com/office/drawing/2016/5/13/chartex" xmlns:cx8="http://schemas.microsoft.com/office/drawing/2016/5/14/chartex" xmlns:mc="http://schemas.openxmlformats.org/markup-compatibility/2006" xmlns:aink="http://schemas.microsoft.com/office/drawing/2016/ink" xmlns:am3d="http://schemas.microsoft.com/office/drawing/2017/model3d" xmlns:o="urn:schemas-microsoft-com:office:office" xmlns:oel="http://schemas.microsoft.com/office/2019/extlst" xmlns:r="http://schemas.openxmlformats.org/officeDocument/2006/relationships" xmlns:m="http://schemas.openxmlformats.org/officeDocument/2006/math" xmlns:v="urn:schemas-microsoft-com:vml" xmlns:wp14="http://schemas.microsoft.com/office/word/2010/wordprocessingDrawing" xmlns:wp="http://schemas.openxmlformats.org/drawingml/2006/wordprocessingDrawing" xmlns:w10="urn:schemas-microsoft-com:office:word" xmlns:w="http://schemas.openxmlformats.org/wordprocessingml/2006/main" xmlns:w14="http://schemas.microsoft.com/office/word/2010/wordml" xmlns:w15="http://schemas.microsoft.com/office/word/2012/wordml" xmlns:w16cex="http://schemas.microsoft.com/office/word/2018/wordml/cex" xmlns:w16cid="http://schemas.microsoft.com/office/word/2016/wordml/cid" xmlns:w16="http://schemas.microsoft.com/office/word/2018/wordml" xmlns:w16du="http://schemas.microsoft.com/office/word/2023/wordml/word16du" xmlns:w16sdtdh="http://schemas.microsoft.com/office/word/2020/wordml/sdtdatahash" xmlns:w16sdtfl="http://schemas.microsoft.com/office/word/2024/wordml/sdtformatlock" xmlns:w16se="http://schemas.microsoft.com/office/word/2015/wordml/symex" xmlns:wpg="http://schemas.microsoft.com/office/word/2010/wordprocessingGroup" xmlns:wpi="http://schemas.microsoft.com/office/word/2010/wordprocessingInk" xmlns:wne="http://schemas.microsoft.com/office/word/2006/wordml" xmlns:wps="http://schemas.microsoft.com/office/word/2010/wordprocessingShape" mc:Ignorable="w14 w15 w16se w16cid w16 w16cex w16sdtdh w16sdtfl w16du wp14">
   <w:abstractNum w:abstractNumId="0" w15:restartNumberingAfterBreak="0">
     <w:nsid w:val="C25A4D08"/>
     <w:multiLevelType w:val="hybridMultilevel"/>
@@ -7086,7 +7464,7 @@
       <w:spacing w:after="160" w:line="259" w:lineRule="auto"/>
     </w:pPr>
     <w:rPr>
-      <w:rFonts w:ascii="Aptos" w:hAnsi="Aptos" w:eastAsia="Aptos" w:cs="Aptos"/>
+      <w:rFonts w:cs="Aptos"/>
       <w:kern w:val="2"/>
       <w:sz w:val="22"/>
       <w:szCs w:val="22"/>
